--- a/termos/modelo_termo.docx
+++ b/termos/modelo_termo.docx
@@ -1,19 +1,20 @@
 
 <file path=word/document.xml><?xml version="1.0" encoding="utf-8"?>
-<w:document xmlns:wpc="http://schemas.microsoft.com/office/word/2010/wordprocessingCanvas" xmlns:cx="http://schemas.microsoft.com/office/drawing/2014/chartex" xmlns:cx1="http://schemas.microsoft.com/office/drawing/2015/9/8/chartex" xmlns:cx2="http://schemas.microsoft.com/office/drawing/2015/10/21/chartex" xmlns:cx3="http://schemas.microsoft.com/office/drawing/2016/5/9/chartex" xmlns:cx4="http://schemas.microsoft.com/office/drawing/2016/5/10/chartex" xmlns:cx5="http://schemas.microsoft.com/office/drawing/2016/5/11/chartex" xmlns:cx6="http://schemas.microsoft.com/office/drawing/2016/5/12/chartex" xmlns:cx7="http://schemas.microsoft.com/office/drawing/2016/5/13/chartex" xmlns:cx8="http://schemas.microsoft.com/office/drawing/2016/5/14/chartex" xmlns:mc="http://schemas.openxmlformats.org/markup-compatibility/2006" xmlns:aink="http://schemas.microsoft.com/office/drawing/2016/ink" xmlns:am3d="http://schemas.microsoft.com/office/drawing/2017/model3d" xmlns:o="urn:schemas-microsoft-com:office:office" xmlns:oel="http://schemas.microsoft.com/office/2019/extlst" xmlns:r="http://schemas.openxmlformats.org/officeDocument/2006/relationships" xmlns:m="http://schemas.openxmlformats.org/officeDocument/2006/math" xmlns:v="urn:schemas-microsoft-com:vml" xmlns:wp14="http://schemas.microsoft.com/office/word/2010/wordprocessingDrawing" xmlns:wp="http://schemas.openxmlformats.org/drawingml/2006/wordprocessingDrawing" xmlns:w10="urn:schemas-microsoft-com:office:word" xmlns:w="http://schemas.openxmlformats.org/wordprocessingml/2006/main" xmlns:w14="http://schemas.microsoft.com/office/word/2010/wordml" xmlns:w15="http://schemas.microsoft.com/office/word/2012/wordml" xmlns:w16cex="http://schemas.microsoft.com/office/word/2018/wordml/cex" xmlns:w16cid="http://schemas.microsoft.com/office/word/2016/wordml/cid" xmlns:w16="http://schemas.microsoft.com/office/word/2018/wordml" xmlns:w16du="http://schemas.microsoft.com/office/word/2023/wordml/word16du" xmlns:w16sdtdh="http://schemas.microsoft.com/office/word/2020/wordml/sdtdatahash" xmlns:w16sdtfl="http://schemas.microsoft.com/office/word/2024/wordml/sdtformatlock" xmlns:w16se="http://schemas.microsoft.com/office/word/2015/wordml/symex" xmlns:wpg="http://schemas.microsoft.com/office/word/2010/wordprocessingGroup" xmlns:wpi="http://schemas.microsoft.com/office/word/2010/wordprocessingInk" xmlns:wne="http://schemas.microsoft.com/office/word/2006/wordml" xmlns:wps="http://schemas.microsoft.com/office/word/2010/wordprocessingShape" mc:Ignorable="w14 w15 w16se w16cid w16 w16cex w16sdtdh w16sdtfl w16du wp14">
+<w:document xmlns:o="urn:schemas-microsoft-com:office:office" xmlns:r="http://schemas.openxmlformats.org/officeDocument/2006/relationships" xmlns:v="urn:schemas-microsoft-com:vml" xmlns:w="http://schemas.openxmlformats.org/wordprocessingml/2006/main" xmlns:w10="urn:schemas-microsoft-com:office:word" xmlns:wp="http://schemas.openxmlformats.org/drawingml/2006/wordprocessingDrawing" xmlns:pic="http://schemas.openxmlformats.org/drawingml/2006/picture" xmlns:wps="http://schemas.microsoft.com/office/word/2010/wordprocessingShape" xmlns:wpg="http://schemas.microsoft.com/office/word/2010/wordprocessingGroup" xmlns:mc="http://schemas.openxmlformats.org/markup-compatibility/2006" xmlns:wp14="http://schemas.microsoft.com/office/word/2010/wordprocessingDrawing" xmlns:w14="http://schemas.microsoft.com/office/word/2010/wordml" xmlns:w15="http://schemas.microsoft.com/office/word/2012/wordml" mc:Ignorable="w14 wp14 w15">
   <w:body>
     <w:p>
       <w:pPr>
-        <w:pStyle w:val="Ttulo1"/>
-        <w:keepNext w:val="0"/>
-        <w:keepLines w:val="0"/>
-        <w:tabs>
-          <w:tab w:val="left" w:pos="6071"/>
+        <w:pStyle w:val="Heading1"/>
+        <w:keepNext w:val="false"/>
+        <w:keepLines w:val="false"/>
+        <w:tabs>
+          <w:tab w:val="clear" w:pos="720"/>
+          <w:tab w:val="left" w:pos="6071" w:leader="none"/>
         </w:tabs>
         <w:spacing w:before="0" w:after="0"/>
         <w:jc w:val="center"/>
         <w:rPr>
-          <w:rFonts w:ascii="Times New Roman" w:eastAsia="Times New Roman" w:hAnsi="Times New Roman" w:cs="Times New Roman"/>
+          <w:rFonts w:ascii="Times New Roman" w:hAnsi="Times New Roman" w:eastAsia="Times New Roman" w:cs="Times New Roman"/>
           <w:sz w:val="28"/>
           <w:szCs w:val="28"/>
         </w:rPr>
@@ -28,9 +29,10 @@
     </w:p>
     <w:p>
       <w:pPr>
-        <w:pStyle w:val="Ttulo1"/>
-        <w:tabs>
-          <w:tab w:val="left" w:pos="6071"/>
+        <w:pStyle w:val="Heading1"/>
+        <w:tabs>
+          <w:tab w:val="clear" w:pos="720"/>
+          <w:tab w:val="left" w:pos="6071" w:leader="none"/>
         </w:tabs>
         <w:spacing w:before="0" w:after="0"/>
         <w:jc w:val="center"/>
@@ -50,34 +52,31 @@
     <w:p>
       <w:pPr>
         <w:pStyle w:val="normal1"/>
-        <w:pBdr>
-          <w:top w:val="nil"/>
-          <w:left w:val="nil"/>
-          <w:bottom w:val="nil"/>
-          <w:right w:val="nil"/>
-          <w:between w:val="nil"/>
-        </w:pBdr>
-        <w:rPr>
-          <w:rFonts w:ascii="Times New Roman" w:eastAsia="Times New Roman" w:hAnsi="Times New Roman" w:cs="Times New Roman"/>
+        <w:pBdr/>
+        <w:rPr>
+          <w:rFonts w:ascii="Times New Roman" w:hAnsi="Times New Roman" w:eastAsia="Times New Roman" w:cs="Times New Roman"/>
           <w:b/>
           <w:color w:val="000000"/>
           <w:sz w:val="20"/>
           <w:szCs w:val="20"/>
         </w:rPr>
       </w:pPr>
+      <w:r>
+        <w:rPr>
+          <w:rFonts w:eastAsia="Times New Roman" w:cs="Times New Roman" w:ascii="Times New Roman" w:hAnsi="Times New Roman"/>
+          <w:b/>
+          <w:color w:val="000000"/>
+          <w:sz w:val="20"/>
+          <w:szCs w:val="20"/>
+        </w:rPr>
+      </w:r>
     </w:p>
     <w:p>
       <w:pPr>
         <w:pStyle w:val="normal1"/>
-        <w:pBdr>
-          <w:top w:val="nil"/>
-          <w:left w:val="nil"/>
-          <w:bottom w:val="nil"/>
-          <w:right w:val="nil"/>
-          <w:between w:val="nil"/>
-        </w:pBdr>
-        <w:rPr>
-          <w:rFonts w:ascii="Times New Roman" w:eastAsia="Times New Roman" w:hAnsi="Times New Roman" w:cs="Times New Roman"/>
+        <w:pBdr/>
+        <w:rPr>
+          <w:rFonts w:ascii="Times New Roman" w:hAnsi="Times New Roman" w:eastAsia="Times New Roman" w:cs="Times New Roman"/>
           <w:b/>
           <w:sz w:val="20"/>
           <w:szCs w:val="20"/>
@@ -85,7 +84,7 @@
       </w:pPr>
       <w:r>
         <w:rPr>
-          <w:rFonts w:ascii="Times New Roman" w:eastAsia="Times New Roman" w:hAnsi="Times New Roman" w:cs="Times New Roman"/>
+          <w:rFonts w:eastAsia="Times New Roman" w:cs="Times New Roman" w:ascii="Times New Roman" w:hAnsi="Times New Roman"/>
           <w:b/>
           <w:color w:val="000000"/>
           <w:sz w:val="20"/>
@@ -98,32 +97,32 @@
       <w:tblPr>
         <w:tblStyle w:val="a3"/>
         <w:tblW w:w="10305" w:type="dxa"/>
+        <w:jc w:val="start"/>
         <w:tblInd w:w="0" w:type="dxa"/>
-        <w:tblBorders>
-          <w:top w:val="single" w:sz="8" w:space="0" w:color="000000"/>
-          <w:left w:val="single" w:sz="8" w:space="0" w:color="000000"/>
-          <w:bottom w:val="single" w:sz="8" w:space="0" w:color="000000"/>
-          <w:right w:val="single" w:sz="8" w:space="0" w:color="000000"/>
-          <w:insideH w:val="single" w:sz="8" w:space="0" w:color="000000"/>
-          <w:insideV w:val="single" w:sz="8" w:space="0" w:color="000000"/>
-        </w:tblBorders>
         <w:tblLayout w:type="fixed"/>
-        <w:tblLook w:val="0600" w:firstRow="0" w:lastRow="0" w:firstColumn="0" w:lastColumn="0" w:noHBand="1" w:noVBand="1"/>
+        <w:tblCellMar>
+          <w:top w:w="100" w:type="dxa"/>
+          <w:start w:w="100" w:type="dxa"/>
+          <w:bottom w:w="100" w:type="dxa"/>
+          <w:end w:w="100" w:type="dxa"/>
+        </w:tblCellMar>
+        <w:tblLook w:firstRow="0" w:noVBand="1" w:lastRow="0" w:firstColumn="0" w:lastColumn="0" w:noHBand="1" w:val="0600"/>
       </w:tblPr>
       <w:tblGrid>
-        <w:gridCol w:w="2430"/>
-        <w:gridCol w:w="7875"/>
+        <w:gridCol w:w="2429"/>
+        <w:gridCol w:w="7876"/>
       </w:tblGrid>
       <w:tr>
+        <w:trPr/>
         <w:tc>
           <w:tcPr>
-            <w:tcW w:w="2430" w:type="dxa"/>
-            <w:tcMar>
-              <w:top w:w="100" w:type="dxa"/>
-              <w:left w:w="100" w:type="dxa"/>
-              <w:bottom w:w="100" w:type="dxa"/>
-              <w:right w:w="100" w:type="dxa"/>
-            </w:tcMar>
+            <w:tcW w:w="2429" w:type="dxa"/>
+            <w:tcBorders>
+              <w:top w:val="single" w:sz="8" w:space="0" w:color="000000"/>
+              <w:start w:val="single" w:sz="8" w:space="0" w:color="000000"/>
+              <w:bottom w:val="single" w:sz="8" w:space="0" w:color="000000"/>
+              <w:end w:val="single" w:sz="8" w:space="0" w:color="000000"/>
+            </w:tcBorders>
           </w:tcPr>
           <w:p>
             <w:pPr>
@@ -147,62 +146,47 @@
         </w:tc>
         <w:tc>
           <w:tcPr>
-            <w:tcW w:w="7875" w:type="dxa"/>
-            <w:tcMar>
-              <w:top w:w="100" w:type="dxa"/>
-              <w:left w:w="100" w:type="dxa"/>
-              <w:bottom w:w="100" w:type="dxa"/>
-              <w:right w:w="100" w:type="dxa"/>
-            </w:tcMar>
+            <w:tcW w:w="7876" w:type="dxa"/>
+            <w:tcBorders>
+              <w:top w:val="single" w:sz="8" w:space="0" w:color="000000"/>
+              <w:start w:val="single" w:sz="8" w:space="0" w:color="000000"/>
+              <w:bottom w:val="single" w:sz="8" w:space="0" w:color="000000"/>
+              <w:end w:val="single" w:sz="8" w:space="0" w:color="000000"/>
+            </w:tcBorders>
           </w:tcPr>
           <w:p>
             <w:pPr>
               <w:pStyle w:val="normal1"/>
-              <w:widowControl w:val="0"/>
-              <w:pBdr>
-                <w:top w:val="nil"/>
-                <w:left w:val="nil"/>
-                <w:bottom w:val="nil"/>
-                <w:right w:val="nil"/>
-                <w:between w:val="nil"/>
-              </w:pBdr>
+              <w:widowControl w:val="false"/>
+              <w:pBdr/>
               <w:rPr>
                 <w:bCs/>
                 <w:sz w:val="20"/>
                 <w:szCs w:val="20"/>
               </w:rPr>
             </w:pPr>
-            <w:proofErr w:type="gramStart"/>
             <w:r>
               <w:rPr>
                 <w:bCs/>
                 <w:sz w:val="20"/>
                 <w:szCs w:val="20"/>
               </w:rPr>
-              <w:t>{{ NOME</w:t>
-            </w:r>
-            <w:proofErr w:type="gramEnd"/>
-            <w:r>
-              <w:rPr>
-                <w:bCs/>
-                <w:sz w:val="20"/>
-                <w:szCs w:val="20"/>
-              </w:rPr>
-              <w:t xml:space="preserve"> }}</w:t>
+              <w:t>{{ NOME }}</w:t>
             </w:r>
           </w:p>
         </w:tc>
       </w:tr>
       <w:tr>
+        <w:trPr/>
         <w:tc>
           <w:tcPr>
-            <w:tcW w:w="2430" w:type="dxa"/>
-            <w:tcMar>
-              <w:top w:w="100" w:type="dxa"/>
-              <w:left w:w="100" w:type="dxa"/>
-              <w:bottom w:w="100" w:type="dxa"/>
-              <w:right w:w="100" w:type="dxa"/>
-            </w:tcMar>
+            <w:tcW w:w="2429" w:type="dxa"/>
+            <w:tcBorders>
+              <w:top w:val="single" w:sz="8" w:space="0" w:color="000000"/>
+              <w:start w:val="single" w:sz="8" w:space="0" w:color="000000"/>
+              <w:bottom w:val="single" w:sz="8" w:space="0" w:color="000000"/>
+              <w:end w:val="single" w:sz="8" w:space="0" w:color="000000"/>
+            </w:tcBorders>
           </w:tcPr>
           <w:p>
             <w:pPr>
@@ -226,62 +210,47 @@
         </w:tc>
         <w:tc>
           <w:tcPr>
-            <w:tcW w:w="7875" w:type="dxa"/>
-            <w:tcMar>
-              <w:top w:w="100" w:type="dxa"/>
-              <w:left w:w="100" w:type="dxa"/>
-              <w:bottom w:w="100" w:type="dxa"/>
-              <w:right w:w="100" w:type="dxa"/>
-            </w:tcMar>
+            <w:tcW w:w="7876" w:type="dxa"/>
+            <w:tcBorders>
+              <w:top w:val="single" w:sz="8" w:space="0" w:color="000000"/>
+              <w:start w:val="single" w:sz="8" w:space="0" w:color="000000"/>
+              <w:bottom w:val="single" w:sz="8" w:space="0" w:color="000000"/>
+              <w:end w:val="single" w:sz="8" w:space="0" w:color="000000"/>
+            </w:tcBorders>
           </w:tcPr>
           <w:p>
             <w:pPr>
               <w:pStyle w:val="normal1"/>
-              <w:widowControl w:val="0"/>
-              <w:pBdr>
-                <w:top w:val="nil"/>
-                <w:left w:val="nil"/>
-                <w:bottom w:val="nil"/>
-                <w:right w:val="nil"/>
-                <w:between w:val="nil"/>
-              </w:pBdr>
+              <w:widowControl w:val="false"/>
+              <w:pBdr/>
               <w:rPr>
                 <w:bCs/>
                 <w:sz w:val="20"/>
                 <w:szCs w:val="20"/>
               </w:rPr>
             </w:pPr>
-            <w:proofErr w:type="gramStart"/>
             <w:r>
               <w:rPr>
                 <w:bCs/>
                 <w:sz w:val="20"/>
                 <w:szCs w:val="20"/>
               </w:rPr>
-              <w:t>{{ SETOR</w:t>
-            </w:r>
-            <w:proofErr w:type="gramEnd"/>
-            <w:r>
-              <w:rPr>
-                <w:bCs/>
-                <w:sz w:val="20"/>
-                <w:szCs w:val="20"/>
-              </w:rPr>
-              <w:t xml:space="preserve"> }}</w:t>
+              <w:t>{{ SETOR }}</w:t>
             </w:r>
           </w:p>
         </w:tc>
       </w:tr>
       <w:tr>
+        <w:trPr/>
         <w:tc>
           <w:tcPr>
-            <w:tcW w:w="2430" w:type="dxa"/>
-            <w:tcMar>
-              <w:top w:w="100" w:type="dxa"/>
-              <w:left w:w="100" w:type="dxa"/>
-              <w:bottom w:w="100" w:type="dxa"/>
-              <w:right w:w="100" w:type="dxa"/>
-            </w:tcMar>
+            <w:tcW w:w="2429" w:type="dxa"/>
+            <w:tcBorders>
+              <w:top w:val="single" w:sz="8" w:space="0" w:color="000000"/>
+              <w:start w:val="single" w:sz="8" w:space="0" w:color="000000"/>
+              <w:bottom w:val="single" w:sz="8" w:space="0" w:color="000000"/>
+              <w:end w:val="single" w:sz="8" w:space="0" w:color="000000"/>
+            </w:tcBorders>
           </w:tcPr>
           <w:p>
             <w:pPr>
@@ -293,7 +262,7 @@
                 <w:szCs w:val="20"/>
               </w:rPr>
             </w:pPr>
-            <w:bookmarkStart w:id="0" w:name="_heading=h.gjdgxs" w:colFirst="0" w:colLast="0"/>
+            <w:bookmarkStart w:id="0" w:name="_heading=h.gjdgxs"/>
             <w:bookmarkEnd w:id="0"/>
             <w:r>
               <w:rPr>
@@ -307,44 +276,46 @@
         </w:tc>
         <w:tc>
           <w:tcPr>
-            <w:tcW w:w="7875" w:type="dxa"/>
-            <w:tcMar>
-              <w:top w:w="100" w:type="dxa"/>
-              <w:left w:w="100" w:type="dxa"/>
-              <w:bottom w:w="100" w:type="dxa"/>
-              <w:right w:w="100" w:type="dxa"/>
-            </w:tcMar>
+            <w:tcW w:w="7876" w:type="dxa"/>
+            <w:tcBorders>
+              <w:top w:val="single" w:sz="8" w:space="0" w:color="000000"/>
+              <w:start w:val="single" w:sz="8" w:space="0" w:color="000000"/>
+              <w:bottom w:val="single" w:sz="8" w:space="0" w:color="000000"/>
+              <w:end w:val="single" w:sz="8" w:space="0" w:color="000000"/>
+            </w:tcBorders>
           </w:tcPr>
           <w:p>
             <w:pPr>
               <w:pStyle w:val="normal1"/>
-              <w:widowControl w:val="0"/>
-              <w:pBdr>
-                <w:top w:val="nil"/>
-                <w:left w:val="nil"/>
-                <w:bottom w:val="nil"/>
-                <w:right w:val="nil"/>
-                <w:between w:val="nil"/>
-              </w:pBdr>
+              <w:widowControl w:val="false"/>
+              <w:pBdr/>
               <w:rPr>
                 <w:b/>
                 <w:sz w:val="20"/>
                 <w:szCs w:val="20"/>
               </w:rPr>
             </w:pPr>
+            <w:r>
+              <w:rPr>
+                <w:b/>
+                <w:sz w:val="20"/>
+                <w:szCs w:val="20"/>
+              </w:rPr>
+            </w:r>
           </w:p>
         </w:tc>
       </w:tr>
       <w:tr>
+        <w:trPr/>
         <w:tc>
           <w:tcPr>
-            <w:tcW w:w="2430" w:type="dxa"/>
-            <w:tcMar>
-              <w:top w:w="100" w:type="dxa"/>
-              <w:left w:w="100" w:type="dxa"/>
-              <w:bottom w:w="100" w:type="dxa"/>
-              <w:right w:w="100" w:type="dxa"/>
-            </w:tcMar>
+            <w:tcW w:w="2429" w:type="dxa"/>
+            <w:tcBorders>
+              <w:top w:val="single" w:sz="8" w:space="0" w:color="000000"/>
+              <w:start w:val="single" w:sz="8" w:space="0" w:color="000000"/>
+              <w:bottom w:val="single" w:sz="8" w:space="0" w:color="000000"/>
+              <w:end w:val="single" w:sz="8" w:space="0" w:color="000000"/>
+            </w:tcBorders>
           </w:tcPr>
           <w:p>
             <w:pPr>
@@ -368,44 +339,46 @@
         </w:tc>
         <w:tc>
           <w:tcPr>
-            <w:tcW w:w="7875" w:type="dxa"/>
-            <w:tcMar>
-              <w:top w:w="100" w:type="dxa"/>
-              <w:left w:w="100" w:type="dxa"/>
-              <w:bottom w:w="100" w:type="dxa"/>
-              <w:right w:w="100" w:type="dxa"/>
-            </w:tcMar>
+            <w:tcW w:w="7876" w:type="dxa"/>
+            <w:tcBorders>
+              <w:top w:val="single" w:sz="8" w:space="0" w:color="000000"/>
+              <w:start w:val="single" w:sz="8" w:space="0" w:color="000000"/>
+              <w:bottom w:val="single" w:sz="8" w:space="0" w:color="000000"/>
+              <w:end w:val="single" w:sz="8" w:space="0" w:color="000000"/>
+            </w:tcBorders>
           </w:tcPr>
           <w:p>
             <w:pPr>
               <w:pStyle w:val="normal1"/>
-              <w:widowControl w:val="0"/>
-              <w:pBdr>
-                <w:top w:val="nil"/>
-                <w:left w:val="nil"/>
-                <w:bottom w:val="nil"/>
-                <w:right w:val="nil"/>
-                <w:between w:val="nil"/>
-              </w:pBdr>
+              <w:widowControl w:val="false"/>
+              <w:pBdr/>
               <w:rPr>
                 <w:b/>
                 <w:sz w:val="20"/>
                 <w:szCs w:val="20"/>
               </w:rPr>
             </w:pPr>
+            <w:r>
+              <w:rPr>
+                <w:b/>
+                <w:sz w:val="20"/>
+                <w:szCs w:val="20"/>
+              </w:rPr>
+            </w:r>
           </w:p>
         </w:tc>
       </w:tr>
       <w:tr>
+        <w:trPr/>
         <w:tc>
           <w:tcPr>
-            <w:tcW w:w="2430" w:type="dxa"/>
-            <w:tcMar>
-              <w:top w:w="100" w:type="dxa"/>
-              <w:left w:w="100" w:type="dxa"/>
-              <w:bottom w:w="100" w:type="dxa"/>
-              <w:right w:w="100" w:type="dxa"/>
-            </w:tcMar>
+            <w:tcW w:w="2429" w:type="dxa"/>
+            <w:tcBorders>
+              <w:top w:val="single" w:sz="8" w:space="0" w:color="000000"/>
+              <w:start w:val="single" w:sz="8" w:space="0" w:color="000000"/>
+              <w:bottom w:val="single" w:sz="8" w:space="0" w:color="000000"/>
+              <w:end w:val="single" w:sz="8" w:space="0" w:color="000000"/>
+            </w:tcBorders>
           </w:tcPr>
           <w:p>
             <w:pPr>
@@ -429,31 +402,32 @@
         </w:tc>
         <w:tc>
           <w:tcPr>
-            <w:tcW w:w="7875" w:type="dxa"/>
-            <w:tcMar>
-              <w:top w:w="100" w:type="dxa"/>
-              <w:left w:w="100" w:type="dxa"/>
-              <w:bottom w:w="100" w:type="dxa"/>
-              <w:right w:w="100" w:type="dxa"/>
-            </w:tcMar>
+            <w:tcW w:w="7876" w:type="dxa"/>
+            <w:tcBorders>
+              <w:top w:val="single" w:sz="8" w:space="0" w:color="000000"/>
+              <w:start w:val="single" w:sz="8" w:space="0" w:color="000000"/>
+              <w:bottom w:val="single" w:sz="8" w:space="0" w:color="000000"/>
+              <w:end w:val="single" w:sz="8" w:space="0" w:color="000000"/>
+            </w:tcBorders>
           </w:tcPr>
           <w:p>
             <w:pPr>
               <w:pStyle w:val="normal1"/>
-              <w:widowControl w:val="0"/>
-              <w:pBdr>
-                <w:top w:val="nil"/>
-                <w:left w:val="nil"/>
-                <w:bottom w:val="nil"/>
-                <w:right w:val="nil"/>
-                <w:between w:val="nil"/>
-              </w:pBdr>
+              <w:widowControl w:val="false"/>
+              <w:pBdr/>
               <w:rPr>
                 <w:b/>
                 <w:sz w:val="20"/>
                 <w:szCs w:val="20"/>
               </w:rPr>
             </w:pPr>
+            <w:r>
+              <w:rPr>
+                <w:b/>
+                <w:sz w:val="20"/>
+                <w:szCs w:val="20"/>
+              </w:rPr>
+            </w:r>
           </w:p>
         </w:tc>
       </w:tr>
@@ -461,29 +435,22 @@
     <w:p>
       <w:pPr>
         <w:pStyle w:val="normal1"/>
-        <w:pBdr>
-          <w:top w:val="nil"/>
-          <w:left w:val="nil"/>
-          <w:bottom w:val="nil"/>
-          <w:right w:val="nil"/>
-          <w:between w:val="nil"/>
-        </w:pBdr>
-        <w:rPr>
-          <w:color w:val="000000"/>
-        </w:rPr>
-      </w:pPr>
+        <w:pBdr/>
+        <w:rPr>
+          <w:color w:val="000000"/>
+        </w:rPr>
+      </w:pPr>
+      <w:r>
+        <w:rPr>
+          <w:color w:val="000000"/>
+        </w:rPr>
+      </w:r>
     </w:p>
     <w:p>
       <w:pPr>
         <w:pStyle w:val="normal1"/>
-        <w:pBdr>
-          <w:top w:val="nil"/>
-          <w:left w:val="nil"/>
-          <w:bottom w:val="nil"/>
-          <w:right w:val="nil"/>
-          <w:between w:val="nil"/>
-        </w:pBdr>
-        <w:ind w:right="108"/>
+        <w:pBdr/>
+        <w:ind w:end="108"/>
         <w:jc w:val="both"/>
         <w:rPr>
           <w:color w:val="000000"/>
@@ -523,53 +490,15 @@
           <w:sz w:val="20"/>
           <w:szCs w:val="20"/>
         </w:rPr>
-        <w:t xml:space="preserve">Empresa Pública de Saúde - </w:t>
-      </w:r>
-      <w:proofErr w:type="spellStart"/>
-      <w:r>
-        <w:rPr>
-          <w:b/>
-          <w:color w:val="000000"/>
-          <w:sz w:val="20"/>
-          <w:szCs w:val="20"/>
-        </w:rPr>
-        <w:t>RioSaúde</w:t>
-      </w:r>
-      <w:proofErr w:type="spellEnd"/>
-      <w:r>
-        <w:rPr>
-          <w:b/>
-          <w:color w:val="000000"/>
-          <w:sz w:val="20"/>
-          <w:szCs w:val="20"/>
-        </w:rPr>
-        <w:t>, CNPJ nº 19.402.975/0001-74</w:t>
-      </w:r>
-      <w:r>
-        <w:rPr>
-          <w:color w:val="000000"/>
-          <w:sz w:val="20"/>
-          <w:szCs w:val="20"/>
-        </w:rPr>
-        <w:t xml:space="preserve">, a título de empréstimo, para uso exclusivo do(a) colaborador(a) acima identificado(a), conforme determinado na lei, os equipamentos especificados neste termo de responsabilidade, em perfeitas condições, onde </w:t>
-      </w:r>
-      <w:proofErr w:type="gramStart"/>
-      <w:r>
-        <w:rPr>
-          <w:color w:val="000000"/>
-          <w:sz w:val="20"/>
-          <w:szCs w:val="20"/>
-        </w:rPr>
-        <w:t>o mesmo</w:t>
-      </w:r>
-      <w:proofErr w:type="gramEnd"/>
-      <w:r>
-        <w:rPr>
-          <w:color w:val="000000"/>
-          <w:sz w:val="20"/>
-          <w:szCs w:val="20"/>
-        </w:rPr>
-        <w:t xml:space="preserve"> compromete-se a zelar pela sua guarda e conservação, ficando ciente de que:</w:t>
+        <w:t>Empresa Pública de Saúde - RioSaúde, CNPJ nº 19.402.975/0001-74</w:t>
+      </w:r>
+      <w:r>
+        <w:rPr>
+          <w:color w:val="000000"/>
+          <w:sz w:val="20"/>
+          <w:szCs w:val="20"/>
+        </w:rPr>
+        <w:t>, a título de empréstimo, para uso exclusivo do(a) colaborador(a) acima identificado(a), conforme determinado na lei, os equipamentos especificados neste termo de responsabilidade, em perfeitas condições, onde o mesmo compromete-se a zelar pela sua guarda e conservação, ficando ciente de que:</w:t>
       </w:r>
     </w:p>
     <w:p>
@@ -579,18 +508,13 @@
           <w:ilvl w:val="0"/>
           <w:numId w:val="1"/>
         </w:numPr>
-        <w:pBdr>
-          <w:top w:val="nil"/>
-          <w:left w:val="nil"/>
-          <w:bottom w:val="nil"/>
-          <w:right w:val="nil"/>
-          <w:between w:val="nil"/>
-        </w:pBdr>
-        <w:tabs>
-          <w:tab w:val="left" w:pos="135"/>
-        </w:tabs>
-        <w:spacing w:before="92"/>
-        <w:ind w:left="283" w:right="175"/>
+        <w:pBdr/>
+        <w:tabs>
+          <w:tab w:val="clear" w:pos="720"/>
+          <w:tab w:val="left" w:pos="135" w:leader="none"/>
+        </w:tabs>
+        <w:spacing w:before="92" w:after="0"/>
+        <w:ind w:hanging="360" w:start="283" w:end="175"/>
         <w:jc w:val="both"/>
         <w:rPr>
           <w:color w:val="000000"/>
@@ -648,17 +572,12 @@
           <w:ilvl w:val="0"/>
           <w:numId w:val="1"/>
         </w:numPr>
-        <w:pBdr>
-          <w:top w:val="nil"/>
-          <w:left w:val="nil"/>
-          <w:bottom w:val="nil"/>
-          <w:right w:val="nil"/>
-          <w:between w:val="nil"/>
-        </w:pBdr>
-        <w:tabs>
-          <w:tab w:val="left" w:pos="135"/>
-        </w:tabs>
-        <w:ind w:left="283" w:right="175"/>
+        <w:pBdr/>
+        <w:tabs>
+          <w:tab w:val="clear" w:pos="720"/>
+          <w:tab w:val="left" w:pos="135" w:leader="none"/>
+        </w:tabs>
+        <w:ind w:hanging="360" w:start="283" w:end="175"/>
         <w:jc w:val="both"/>
         <w:rPr>
           <w:color w:val="000000"/>
@@ -672,16 +591,7 @@
           <w:sz w:val="20"/>
           <w:szCs w:val="20"/>
         </w:rPr>
-        <w:t xml:space="preserve">Em caso de dano ou inutilização do equipamento por conduta dolosa, deverá ser comunicado imediatamente </w:t>
-      </w:r>
-      <w:proofErr w:type="gramStart"/>
-      <w:r>
-        <w:rPr>
-          <w:color w:val="000000"/>
-          <w:sz w:val="20"/>
-          <w:szCs w:val="20"/>
-        </w:rPr>
-        <w:t xml:space="preserve">à  </w:t>
+        <w:t xml:space="preserve">Em caso de dano ou inutilização do equipamento por conduta dolosa, deverá ser comunicado imediatamente à  </w:t>
       </w:r>
       <w:r>
         <w:rPr>
@@ -690,17 +600,7 @@
           <w:sz w:val="20"/>
           <w:szCs w:val="20"/>
         </w:rPr>
-        <w:t>Diretoria</w:t>
-      </w:r>
-      <w:proofErr w:type="gramEnd"/>
-      <w:r>
-        <w:rPr>
-          <w:b/>
-          <w:color w:val="000000"/>
-          <w:sz w:val="20"/>
-          <w:szCs w:val="20"/>
-        </w:rPr>
-        <w:t xml:space="preserve"> de Governança e Tecnologia da Informação (DGOVI)</w:t>
+        <w:t>Diretoria de Governança e Tecnologia da Informação (DGOVI)</w:t>
       </w:r>
       <w:r>
         <w:rPr>
@@ -751,17 +651,12 @@
           <w:ilvl w:val="0"/>
           <w:numId w:val="1"/>
         </w:numPr>
-        <w:pBdr>
-          <w:top w:val="nil"/>
-          <w:left w:val="nil"/>
-          <w:bottom w:val="nil"/>
-          <w:right w:val="nil"/>
-          <w:between w:val="nil"/>
-        </w:pBdr>
-        <w:tabs>
-          <w:tab w:val="left" w:pos="135"/>
-        </w:tabs>
-        <w:ind w:left="283" w:right="175"/>
+        <w:pBdr/>
+        <w:tabs>
+          <w:tab w:val="clear" w:pos="720"/>
+          <w:tab w:val="left" w:pos="135" w:leader="none"/>
+        </w:tabs>
+        <w:ind w:hanging="360" w:start="283" w:end="175"/>
         <w:jc w:val="both"/>
         <w:rPr>
           <w:color w:val="000000"/>
@@ -814,17 +709,12 @@
           <w:ilvl w:val="0"/>
           <w:numId w:val="1"/>
         </w:numPr>
-        <w:pBdr>
-          <w:top w:val="nil"/>
-          <w:left w:val="nil"/>
-          <w:bottom w:val="nil"/>
-          <w:right w:val="nil"/>
-          <w:between w:val="nil"/>
-        </w:pBdr>
-        <w:tabs>
-          <w:tab w:val="left" w:pos="135"/>
-        </w:tabs>
-        <w:ind w:left="283" w:right="175"/>
+        <w:pBdr/>
+        <w:tabs>
+          <w:tab w:val="clear" w:pos="720"/>
+          <w:tab w:val="left" w:pos="135" w:leader="none"/>
+        </w:tabs>
+        <w:ind w:hanging="360" w:start="283" w:end="175"/>
         <w:jc w:val="both"/>
         <w:rPr>
           <w:color w:val="000000"/>
@@ -865,17 +755,12 @@
           <w:ilvl w:val="0"/>
           <w:numId w:val="1"/>
         </w:numPr>
-        <w:pBdr>
-          <w:top w:val="nil"/>
-          <w:left w:val="nil"/>
-          <w:bottom w:val="nil"/>
-          <w:right w:val="nil"/>
-          <w:between w:val="nil"/>
-        </w:pBdr>
-        <w:tabs>
-          <w:tab w:val="left" w:pos="135"/>
-        </w:tabs>
-        <w:ind w:left="283" w:right="175"/>
+        <w:pBdr/>
+        <w:tabs>
+          <w:tab w:val="clear" w:pos="720"/>
+          <w:tab w:val="left" w:pos="135" w:leader="none"/>
+        </w:tabs>
+        <w:ind w:hanging="360" w:start="283" w:end="175"/>
         <w:jc w:val="both"/>
         <w:rPr>
           <w:color w:val="000000"/>
@@ -891,7 +776,6 @@
         </w:rPr>
         <w:t xml:space="preserve">Em caso de rescisão do contrato de trabalho com a </w:t>
       </w:r>
-      <w:proofErr w:type="spellStart"/>
       <w:r>
         <w:rPr>
           <w:b/>
@@ -900,32 +784,13 @@
         </w:rPr>
         <w:t>RioSaúde</w:t>
       </w:r>
-      <w:proofErr w:type="spellEnd"/>
-      <w:r>
-        <w:rPr>
-          <w:color w:val="000000"/>
-          <w:sz w:val="20"/>
-          <w:szCs w:val="20"/>
-        </w:rPr>
-        <w:t xml:space="preserve">, o colaborador deverá devolver o equipamento completo e em perfeito estado de conservação, considerando-se o tempo de utilização </w:t>
-      </w:r>
-      <w:proofErr w:type="gramStart"/>
-      <w:r>
-        <w:rPr>
-          <w:color w:val="000000"/>
-          <w:sz w:val="20"/>
-          <w:szCs w:val="20"/>
-        </w:rPr>
-        <w:t>do mesmo</w:t>
-      </w:r>
-      <w:proofErr w:type="gramEnd"/>
-      <w:r>
-        <w:rPr>
-          <w:color w:val="000000"/>
-          <w:sz w:val="20"/>
-          <w:szCs w:val="20"/>
-        </w:rPr>
-        <w:t xml:space="preserve">, à </w:t>
+      <w:r>
+        <w:rPr>
+          <w:color w:val="000000"/>
+          <w:sz w:val="20"/>
+          <w:szCs w:val="20"/>
+        </w:rPr>
+        <w:t xml:space="preserve">, o colaborador deverá devolver o equipamento completo e em perfeito estado de conservação, considerando-se o tempo de utilização do mesmo, à </w:t>
       </w:r>
       <w:r>
         <w:rPr>
@@ -969,17 +834,12 @@
           <w:ilvl w:val="0"/>
           <w:numId w:val="1"/>
         </w:numPr>
-        <w:pBdr>
-          <w:top w:val="nil"/>
-          <w:left w:val="nil"/>
-          <w:bottom w:val="nil"/>
-          <w:right w:val="nil"/>
-          <w:between w:val="nil"/>
-        </w:pBdr>
-        <w:tabs>
-          <w:tab w:val="left" w:pos="135"/>
-        </w:tabs>
-        <w:ind w:left="283" w:right="175"/>
+        <w:pBdr/>
+        <w:tabs>
+          <w:tab w:val="clear" w:pos="720"/>
+          <w:tab w:val="left" w:pos="135" w:leader="none"/>
+        </w:tabs>
+        <w:ind w:hanging="360" w:start="283" w:end="175"/>
         <w:jc w:val="both"/>
         <w:rPr>
           <w:color w:val="000000"/>
@@ -1036,7 +896,6 @@
         </w:rPr>
         <w:t>) ou E-Mail (</w:t>
       </w:r>
-      <w:proofErr w:type="spellStart"/>
       <w:r>
         <w:rPr>
           <w:b/>
@@ -1045,7 +904,6 @@
         </w:rPr>
         <w:t>seguranca.riosaude@prefeitura.rio</w:t>
       </w:r>
-      <w:proofErr w:type="spellEnd"/>
       <w:r>
         <w:rPr>
           <w:sz w:val="20"/>
@@ -1059,25 +917,7 @@
           <w:sz w:val="20"/>
           <w:szCs w:val="20"/>
         </w:rPr>
-        <w:t xml:space="preserve">, para que </w:t>
-      </w:r>
-      <w:proofErr w:type="gramStart"/>
-      <w:r>
-        <w:rPr>
-          <w:color w:val="000000"/>
-          <w:sz w:val="20"/>
-          <w:szCs w:val="20"/>
-        </w:rPr>
-        <w:t>o mesmo</w:t>
-      </w:r>
-      <w:proofErr w:type="gramEnd"/>
-      <w:r>
-        <w:rPr>
-          <w:color w:val="000000"/>
-          <w:sz w:val="20"/>
-          <w:szCs w:val="20"/>
-        </w:rPr>
-        <w:t xml:space="preserve"> seja verificado.</w:t>
+        <w:t>, para que o mesmo seja verificado.</w:t>
       </w:r>
     </w:p>
     <w:p>
@@ -1087,17 +927,12 @@
           <w:ilvl w:val="0"/>
           <w:numId w:val="1"/>
         </w:numPr>
-        <w:pBdr>
-          <w:top w:val="nil"/>
-          <w:left w:val="nil"/>
-          <w:bottom w:val="nil"/>
-          <w:right w:val="nil"/>
-          <w:between w:val="nil"/>
-        </w:pBdr>
-        <w:tabs>
-          <w:tab w:val="left" w:pos="135"/>
-        </w:tabs>
-        <w:ind w:left="283" w:right="175"/>
+        <w:pBdr/>
+        <w:tabs>
+          <w:tab w:val="clear" w:pos="720"/>
+          <w:tab w:val="left" w:pos="135" w:leader="none"/>
+        </w:tabs>
+        <w:ind w:hanging="360" w:start="283" w:end="175"/>
         <w:jc w:val="both"/>
         <w:rPr>
           <w:color w:val="000000"/>
@@ -1111,44 +946,27 @@
           <w:sz w:val="20"/>
           <w:szCs w:val="20"/>
         </w:rPr>
-        <w:t xml:space="preserve">Estando os equipamentos em posse do colaborador, </w:t>
-      </w:r>
-      <w:proofErr w:type="gramStart"/>
-      <w:r>
-        <w:rPr>
-          <w:color w:val="000000"/>
-          <w:sz w:val="20"/>
-          <w:szCs w:val="20"/>
-        </w:rPr>
-        <w:t>o mesmo</w:t>
-      </w:r>
-      <w:proofErr w:type="gramEnd"/>
-      <w:r>
-        <w:rPr>
-          <w:color w:val="000000"/>
-          <w:sz w:val="20"/>
-          <w:szCs w:val="20"/>
-        </w:rPr>
-        <w:t xml:space="preserve"> estará sujeito a inspeções sem prévio aviso.</w:t>
+        <w:t>Estando os equipamentos em posse do colaborador, o mesmo estará sujeito a inspeções sem prévio aviso.</w:t>
       </w:r>
     </w:p>
     <w:p>
       <w:pPr>
         <w:pStyle w:val="normal1"/>
-        <w:pBdr>
-          <w:top w:val="nil"/>
-          <w:left w:val="nil"/>
-          <w:bottom w:val="nil"/>
-          <w:right w:val="nil"/>
-          <w:between w:val="nil"/>
-        </w:pBdr>
-        <w:spacing w:before="4" w:line="276" w:lineRule="auto"/>
-        <w:rPr>
-          <w:color w:val="000000"/>
-          <w:sz w:val="20"/>
-          <w:szCs w:val="20"/>
-        </w:rPr>
-      </w:pPr>
+        <w:pBdr/>
+        <w:spacing w:lineRule="auto" w:line="276" w:before="4" w:after="0"/>
+        <w:rPr>
+          <w:color w:val="000000"/>
+          <w:sz w:val="20"/>
+          <w:szCs w:val="20"/>
+        </w:rPr>
+      </w:pPr>
+      <w:r>
+        <w:rPr>
+          <w:color w:val="000000"/>
+          <w:sz w:val="20"/>
+          <w:szCs w:val="20"/>
+        </w:rPr>
+      </w:r>
     </w:p>
     <w:p>
       <w:pPr>
@@ -1175,9 +993,16 @@
       <w:tblPr>
         <w:tblStyle w:val="a4"/>
         <w:tblW w:w="10155" w:type="dxa"/>
+        <w:jc w:val="start"/>
         <w:tblInd w:w="158" w:type="dxa"/>
         <w:tblLayout w:type="fixed"/>
-        <w:tblLook w:val="0000" w:firstRow="0" w:lastRow="0" w:firstColumn="0" w:lastColumn="0" w:noHBand="0" w:noVBand="0"/>
+        <w:tblCellMar>
+          <w:top w:w="0" w:type="dxa"/>
+          <w:start w:w="108" w:type="dxa"/>
+          <w:bottom w:w="0" w:type="dxa"/>
+          <w:end w:w="108" w:type="dxa"/>
+        </w:tblCellMar>
+        <w:tblLook w:firstRow="0" w:noVBand="0" w:lastRow="0" w:firstColumn="0" w:lastColumn="0" w:noHBand="0" w:val="0000"/>
       </w:tblPr>
       <w:tblGrid>
         <w:gridCol w:w="5580"/>
@@ -1186,18 +1011,18 @@
       </w:tblGrid>
       <w:tr>
         <w:trPr>
-          <w:trHeight w:val="207"/>
+          <w:trHeight w:val="207" w:hRule="atLeast"/>
         </w:trPr>
         <w:tc>
           <w:tcPr>
             <w:tcW w:w="5580" w:type="dxa"/>
             <w:tcBorders>
               <w:top w:val="single" w:sz="4" w:space="0" w:color="000000"/>
-              <w:left w:val="single" w:sz="4" w:space="0" w:color="000000"/>
+              <w:start w:val="single" w:sz="4" w:space="0" w:color="000000"/>
               <w:bottom w:val="single" w:sz="4" w:space="0" w:color="000000"/>
-              <w:right w:val="single" w:sz="4" w:space="0" w:color="000000"/>
+              <w:end w:val="single" w:sz="4" w:space="0" w:color="000000"/>
             </w:tcBorders>
-            <w:shd w:val="clear" w:color="auto" w:fill="F1F1F1"/>
+            <w:shd w:color="auto" w:fill="F1F1F1" w:val="clear"/>
           </w:tcPr>
           <w:p>
             <w:pPr>
@@ -1224,11 +1049,11 @@
             <w:tcW w:w="735" w:type="dxa"/>
             <w:tcBorders>
               <w:top w:val="single" w:sz="4" w:space="0" w:color="000000"/>
-              <w:left w:val="single" w:sz="4" w:space="0" w:color="000000"/>
+              <w:start w:val="single" w:sz="4" w:space="0" w:color="000000"/>
               <w:bottom w:val="single" w:sz="4" w:space="0" w:color="000000"/>
-              <w:right w:val="single" w:sz="4" w:space="0" w:color="000000"/>
+              <w:end w:val="single" w:sz="4" w:space="0" w:color="000000"/>
             </w:tcBorders>
-            <w:shd w:val="clear" w:color="auto" w:fill="F1F1F1"/>
+            <w:shd w:color="auto" w:fill="F1F1F1" w:val="clear"/>
           </w:tcPr>
           <w:p>
             <w:pPr>
@@ -1255,11 +1080,11 @@
             <w:tcW w:w="3840" w:type="dxa"/>
             <w:tcBorders>
               <w:top w:val="single" w:sz="4" w:space="0" w:color="000000"/>
-              <w:left w:val="single" w:sz="4" w:space="0" w:color="000000"/>
+              <w:start w:val="single" w:sz="4" w:space="0" w:color="000000"/>
               <w:bottom w:val="single" w:sz="4" w:space="0" w:color="000000"/>
-              <w:right w:val="single" w:sz="4" w:space="0" w:color="000000"/>
+              <w:end w:val="single" w:sz="4" w:space="0" w:color="000000"/>
             </w:tcBorders>
-            <w:shd w:val="clear" w:color="auto" w:fill="F1F1F1"/>
+            <w:shd w:color="auto" w:fill="F1F1F1" w:val="clear"/>
           </w:tcPr>
           <w:p>
             <w:pPr>
@@ -1284,43 +1109,34 @@
       </w:tr>
       <w:tr>
         <w:trPr>
-          <w:trHeight w:val="400"/>
+          <w:trHeight w:val="400" w:hRule="atLeast"/>
         </w:trPr>
         <w:tc>
           <w:tcPr>
             <w:tcW w:w="5580" w:type="dxa"/>
             <w:tcBorders>
               <w:top w:val="single" w:sz="4" w:space="0" w:color="000000"/>
-              <w:left w:val="single" w:sz="4" w:space="0" w:color="000000"/>
+              <w:start w:val="single" w:sz="4" w:space="0" w:color="000000"/>
               <w:bottom w:val="single" w:sz="4" w:space="0" w:color="000000"/>
-              <w:right w:val="single" w:sz="4" w:space="0" w:color="000000"/>
+              <w:end w:val="single" w:sz="4" w:space="0" w:color="000000"/>
             </w:tcBorders>
           </w:tcPr>
           <w:p>
             <w:pPr>
               <w:pStyle w:val="normal1"/>
-              <w:spacing w:before="120" w:after="100" w:afterAutospacing="1"/>
+              <w:spacing w:before="120" w:after="0"/>
               <w:jc w:val="center"/>
               <w:rPr>
                 <w:sz w:val="18"/>
                 <w:szCs w:val="18"/>
               </w:rPr>
             </w:pPr>
-            <w:proofErr w:type="gramStart"/>
             <w:r>
               <w:rPr>
                 <w:sz w:val="18"/>
                 <w:szCs w:val="18"/>
               </w:rPr>
-              <w:t>{{ MODELO</w:t>
-            </w:r>
-            <w:proofErr w:type="gramEnd"/>
-            <w:r>
-              <w:rPr>
-                <w:sz w:val="18"/>
-                <w:szCs w:val="18"/>
-              </w:rPr>
-              <w:t xml:space="preserve"> }}</w:t>
+              <w:t>{{ MODELO }}</w:t>
             </w:r>
           </w:p>
         </w:tc>
@@ -1329,9 +1145,9 @@
             <w:tcW w:w="735" w:type="dxa"/>
             <w:tcBorders>
               <w:top w:val="single" w:sz="4" w:space="0" w:color="000000"/>
-              <w:left w:val="single" w:sz="4" w:space="0" w:color="000000"/>
+              <w:start w:val="single" w:sz="4" w:space="0" w:color="000000"/>
               <w:bottom w:val="single" w:sz="4" w:space="0" w:color="000000"/>
-              <w:right w:val="single" w:sz="4" w:space="0" w:color="000000"/>
+              <w:end w:val="single" w:sz="4" w:space="0" w:color="000000"/>
             </w:tcBorders>
           </w:tcPr>
           <w:p>
@@ -1342,6 +1158,12 @@
                 <w:szCs w:val="18"/>
               </w:rPr>
             </w:pPr>
+            <w:r>
+              <w:rPr>
+                <w:sz w:val="18"/>
+                <w:szCs w:val="18"/>
+              </w:rPr>
+            </w:r>
           </w:p>
         </w:tc>
         <w:tc>
@@ -1349,52 +1171,43 @@
             <w:tcW w:w="3840" w:type="dxa"/>
             <w:tcBorders>
               <w:top w:val="single" w:sz="4" w:space="0" w:color="000000"/>
-              <w:left w:val="single" w:sz="4" w:space="0" w:color="000000"/>
+              <w:start w:val="single" w:sz="4" w:space="0" w:color="000000"/>
               <w:bottom w:val="single" w:sz="4" w:space="0" w:color="000000"/>
-              <w:right w:val="single" w:sz="4" w:space="0" w:color="000000"/>
+              <w:end w:val="single" w:sz="4" w:space="0" w:color="000000"/>
             </w:tcBorders>
           </w:tcPr>
           <w:p>
             <w:pPr>
               <w:pStyle w:val="normal1"/>
-              <w:spacing w:before="120"/>
+              <w:spacing w:before="120" w:after="0"/>
               <w:jc w:val="center"/>
               <w:rPr>
                 <w:sz w:val="18"/>
                 <w:szCs w:val="18"/>
               </w:rPr>
             </w:pPr>
-            <w:proofErr w:type="gramStart"/>
             <w:r>
               <w:rPr>
                 <w:sz w:val="18"/>
                 <w:szCs w:val="18"/>
               </w:rPr>
-              <w:t>{{ SERIAL</w:t>
-            </w:r>
-            <w:proofErr w:type="gramEnd"/>
-            <w:r>
-              <w:rPr>
-                <w:sz w:val="18"/>
-                <w:szCs w:val="18"/>
-              </w:rPr>
-              <w:t xml:space="preserve"> }}</w:t>
+              <w:t>{{ SERIAL }}</w:t>
             </w:r>
           </w:p>
         </w:tc>
       </w:tr>
       <w:tr>
         <w:trPr>
-          <w:trHeight w:val="400"/>
+          <w:trHeight w:val="400" w:hRule="atLeast"/>
         </w:trPr>
         <w:tc>
           <w:tcPr>
             <w:tcW w:w="5580" w:type="dxa"/>
             <w:tcBorders>
               <w:top w:val="single" w:sz="4" w:space="0" w:color="000000"/>
-              <w:left w:val="single" w:sz="4" w:space="0" w:color="000000"/>
+              <w:start w:val="single" w:sz="4" w:space="0" w:color="000000"/>
               <w:bottom w:val="single" w:sz="4" w:space="0" w:color="000000"/>
-              <w:right w:val="single" w:sz="4" w:space="0" w:color="000000"/>
+              <w:end w:val="single" w:sz="4" w:space="0" w:color="000000"/>
             </w:tcBorders>
           </w:tcPr>
           <w:p>
@@ -1405,6 +1218,12 @@
                 <w:szCs w:val="18"/>
               </w:rPr>
             </w:pPr>
+            <w:r>
+              <w:rPr>
+                <w:sz w:val="18"/>
+                <w:szCs w:val="18"/>
+              </w:rPr>
+            </w:r>
           </w:p>
         </w:tc>
         <w:tc>
@@ -1412,9 +1231,9 @@
             <w:tcW w:w="735" w:type="dxa"/>
             <w:tcBorders>
               <w:top w:val="single" w:sz="4" w:space="0" w:color="000000"/>
-              <w:left w:val="single" w:sz="4" w:space="0" w:color="000000"/>
+              <w:start w:val="single" w:sz="4" w:space="0" w:color="000000"/>
               <w:bottom w:val="single" w:sz="4" w:space="0" w:color="000000"/>
-              <w:right w:val="single" w:sz="4" w:space="0" w:color="000000"/>
+              <w:end w:val="single" w:sz="4" w:space="0" w:color="000000"/>
             </w:tcBorders>
           </w:tcPr>
           <w:p>
@@ -1425,6 +1244,12 @@
                 <w:szCs w:val="18"/>
               </w:rPr>
             </w:pPr>
+            <w:r>
+              <w:rPr>
+                <w:sz w:val="18"/>
+                <w:szCs w:val="18"/>
+              </w:rPr>
+            </w:r>
           </w:p>
         </w:tc>
         <w:tc>
@@ -1432,9 +1257,9 @@
             <w:tcW w:w="3840" w:type="dxa"/>
             <w:tcBorders>
               <w:top w:val="single" w:sz="4" w:space="0" w:color="000000"/>
-              <w:left w:val="single" w:sz="4" w:space="0" w:color="000000"/>
+              <w:start w:val="single" w:sz="4" w:space="0" w:color="000000"/>
               <w:bottom w:val="single" w:sz="4" w:space="0" w:color="000000"/>
-              <w:right w:val="single" w:sz="4" w:space="0" w:color="000000"/>
+              <w:end w:val="single" w:sz="4" w:space="0" w:color="000000"/>
             </w:tcBorders>
           </w:tcPr>
           <w:p>
@@ -1445,6 +1270,12 @@
                 <w:szCs w:val="18"/>
               </w:rPr>
             </w:pPr>
+            <w:r>
+              <w:rPr>
+                <w:sz w:val="18"/>
+                <w:szCs w:val="18"/>
+              </w:rPr>
+            </w:r>
           </w:p>
         </w:tc>
       </w:tr>
@@ -1457,23 +1288,24 @@
           <w:szCs w:val="20"/>
         </w:rPr>
       </w:pPr>
+      <w:r>
+        <w:rPr>
+          <w:sz w:val="20"/>
+          <w:szCs w:val="20"/>
+        </w:rPr>
+      </w:r>
     </w:p>
     <w:p>
       <w:pPr>
         <w:pStyle w:val="normal1"/>
-        <w:pBdr>
-          <w:top w:val="nil"/>
-          <w:left w:val="nil"/>
-          <w:bottom w:val="nil"/>
-          <w:right w:val="nil"/>
-          <w:between w:val="nil"/>
-        </w:pBdr>
-        <w:tabs>
-          <w:tab w:val="left" w:pos="1906"/>
-          <w:tab w:val="left" w:pos="3566"/>
-        </w:tabs>
-        <w:spacing w:after="140"/>
-        <w:ind w:left="106"/>
+        <w:pBdr/>
+        <w:tabs>
+          <w:tab w:val="clear" w:pos="720"/>
+          <w:tab w:val="left" w:pos="1906" w:leader="none"/>
+          <w:tab w:val="left" w:pos="3566" w:leader="none"/>
+        </w:tabs>
+        <w:spacing w:before="0" w:after="140"/>
+        <w:ind w:start="106"/>
         <w:jc w:val="center"/>
         <w:rPr>
           <w:color w:val="000000"/>
@@ -1526,10 +1358,11 @@
       </w:r>
       <w:r>
         <w:rPr>
-          <w:sz w:val="20"/>
-          <w:szCs w:val="20"/>
-        </w:rPr>
-        <w:t>5</w:t>
+          <w:color w:val="000000"/>
+          <w:sz w:val="20"/>
+          <w:szCs w:val="20"/>
+        </w:rPr>
+        <w:t>6</w:t>
       </w:r>
       <w:r>
         <w:rPr>
@@ -1543,18 +1376,13 @@
     <w:p>
       <w:pPr>
         <w:pStyle w:val="normal1"/>
-        <w:pBdr>
-          <w:top w:val="nil"/>
-          <w:left w:val="nil"/>
-          <w:bottom w:val="nil"/>
-          <w:right w:val="nil"/>
-          <w:between w:val="nil"/>
-        </w:pBdr>
-        <w:tabs>
-          <w:tab w:val="left" w:pos="8919"/>
-        </w:tabs>
-        <w:spacing w:after="140"/>
-        <w:ind w:left="106"/>
+        <w:pBdr/>
+        <w:tabs>
+          <w:tab w:val="clear" w:pos="720"/>
+          <w:tab w:val="left" w:pos="8919" w:leader="none"/>
+        </w:tabs>
+        <w:spacing w:before="0" w:after="140"/>
+        <w:ind w:start="106"/>
         <w:jc w:val="both"/>
         <w:rPr>
           <w:color w:val="000000"/>
@@ -1586,31 +1414,19 @@
           <w:u w:val="single"/>
         </w:rPr>
         <w:tab/>
-      </w:r>
-      <w:r>
-        <w:rPr>
-          <w:sz w:val="20"/>
-          <w:szCs w:val="20"/>
-          <w:u w:val="single"/>
-        </w:rPr>
         <w:tab/>
       </w:r>
     </w:p>
     <w:p>
       <w:pPr>
         <w:pStyle w:val="normal1"/>
-        <w:pBdr>
-          <w:top w:val="nil"/>
-          <w:left w:val="nil"/>
-          <w:bottom w:val="nil"/>
-          <w:right w:val="nil"/>
-          <w:between w:val="nil"/>
-        </w:pBdr>
-        <w:tabs>
-          <w:tab w:val="left" w:pos="8521"/>
-        </w:tabs>
-        <w:spacing w:before="94"/>
-        <w:ind w:left="106"/>
+        <w:pBdr/>
+        <w:tabs>
+          <w:tab w:val="clear" w:pos="720"/>
+          <w:tab w:val="left" w:pos="8521" w:leader="none"/>
+        </w:tabs>
+        <w:spacing w:before="94" w:after="0"/>
+        <w:ind w:start="106"/>
         <w:rPr>
           <w:color w:val="000000"/>
           <w:sz w:val="20"/>
@@ -1633,77 +1449,51 @@
           <w:u w:val="single"/>
         </w:rPr>
         <w:t xml:space="preserve"> </w:t>
-      </w:r>
-      <w:r>
-        <w:rPr>
-          <w:color w:val="000000"/>
+        <w:tab/>
+      </w:r>
+      <w:r>
+        <w:rPr>
           <w:sz w:val="20"/>
           <w:szCs w:val="20"/>
           <w:u w:val="single"/>
         </w:rPr>
         <w:tab/>
-      </w:r>
-      <w:r>
-        <w:rPr>
-          <w:sz w:val="20"/>
-          <w:szCs w:val="20"/>
-          <w:u w:val="single"/>
-        </w:rPr>
         <w:tab/>
-      </w:r>
-      <w:r>
-        <w:rPr>
-          <w:sz w:val="20"/>
-          <w:szCs w:val="20"/>
-          <w:u w:val="single"/>
-        </w:rPr>
-        <w:tab/>
-      </w:r>
-      <w:r>
-        <w:rPr>
-          <w:sz w:val="20"/>
-          <w:szCs w:val="20"/>
-          <w:u w:val="single"/>
-        </w:rPr>
         <w:tab/>
       </w:r>
     </w:p>
     <w:p>
       <w:pPr>
         <w:pStyle w:val="normal1"/>
-        <w:pBdr>
-          <w:top w:val="nil"/>
-          <w:left w:val="nil"/>
-          <w:bottom w:val="nil"/>
-          <w:right w:val="nil"/>
-          <w:between w:val="nil"/>
-        </w:pBdr>
-        <w:tabs>
-          <w:tab w:val="left" w:pos="8918"/>
-        </w:tabs>
-        <w:spacing w:before="1"/>
-        <w:ind w:left="106"/>
-        <w:rPr>
-          <w:sz w:val="20"/>
-          <w:szCs w:val="20"/>
-        </w:rPr>
-      </w:pPr>
+        <w:pBdr/>
+        <w:tabs>
+          <w:tab w:val="clear" w:pos="720"/>
+          <w:tab w:val="left" w:pos="8918" w:leader="none"/>
+        </w:tabs>
+        <w:spacing w:before="1" w:after="0"/>
+        <w:ind w:start="106"/>
+        <w:rPr>
+          <w:sz w:val="20"/>
+          <w:szCs w:val="20"/>
+        </w:rPr>
+      </w:pPr>
+      <w:r>
+        <w:rPr>
+          <w:sz w:val="20"/>
+          <w:szCs w:val="20"/>
+        </w:rPr>
+      </w:r>
     </w:p>
     <w:p>
       <w:pPr>
         <w:pStyle w:val="normal1"/>
-        <w:pBdr>
-          <w:top w:val="nil"/>
-          <w:left w:val="nil"/>
-          <w:bottom w:val="nil"/>
-          <w:right w:val="nil"/>
-          <w:between w:val="nil"/>
-        </w:pBdr>
-        <w:tabs>
-          <w:tab w:val="left" w:pos="8918"/>
-        </w:tabs>
-        <w:spacing w:before="1"/>
-        <w:ind w:left="106"/>
+        <w:pBdr/>
+        <w:tabs>
+          <w:tab w:val="clear" w:pos="720"/>
+          <w:tab w:val="left" w:pos="8918" w:leader="none"/>
+        </w:tabs>
+        <w:spacing w:before="1" w:after="0"/>
+        <w:ind w:start="106"/>
         <w:rPr>
           <w:color w:val="000000"/>
           <w:sz w:val="20"/>
@@ -1726,30 +1516,15 @@
           <w:u w:val="single"/>
         </w:rPr>
         <w:t xml:space="preserve"> </w:t>
-      </w:r>
-      <w:r>
-        <w:rPr>
-          <w:color w:val="000000"/>
+        <w:tab/>
+      </w:r>
+      <w:r>
+        <w:rPr>
           <w:sz w:val="20"/>
           <w:szCs w:val="20"/>
           <w:u w:val="single"/>
         </w:rPr>
         <w:tab/>
-      </w:r>
-      <w:r>
-        <w:rPr>
-          <w:sz w:val="20"/>
-          <w:szCs w:val="20"/>
-          <w:u w:val="single"/>
-        </w:rPr>
-        <w:tab/>
-      </w:r>
-      <w:r>
-        <w:rPr>
-          <w:sz w:val="20"/>
-          <w:szCs w:val="20"/>
-          <w:u w:val="single"/>
-        </w:rPr>
         <w:tab/>
       </w:r>
     </w:p>
@@ -1760,7 +1535,7 @@
           <w:ilvl w:val="1"/>
           <w:numId w:val="2"/>
         </w:numPr>
-        <w:spacing w:before="100"/>
+        <w:spacing w:before="100" w:after="0"/>
         <w:jc w:val="center"/>
         <w:rPr>
           <w:sz w:val="20"/>
@@ -1778,43 +1553,44 @@
     <w:p>
       <w:pPr>
         <w:pStyle w:val="normal1"/>
-        <w:spacing w:before="101"/>
+        <w:spacing w:before="101" w:after="0"/>
         <w:jc w:val="center"/>
-      </w:pPr>
-      <w:r>
-        <w:rPr>
-          <w:noProof/>
-        </w:rPr>
-        <w:lastRenderedPageBreak/>
+        <w:rPr/>
+      </w:pPr>
+      <w:r>
+        <w:rPr/>
         <w:drawing>
-          <wp:inline distT="114300" distB="114300" distL="114300" distR="114300" wp14:anchorId="0BEF84E5" wp14:editId="7EC9ECE6">
-            <wp:extent cx="5517346" cy="7788638"/>
+          <wp:inline distT="0" distB="0" distL="0" distR="0">
+            <wp:extent cx="5517515" cy="7788910"/>
             <wp:effectExtent l="0" t="0" r="0" b="0"/>
-            <wp:docPr id="18" name="image2.jpg"/>
-            <wp:cNvGraphicFramePr/>
+            <wp:docPr id="1" name="image2.jpg"/>
+            <wp:cNvGraphicFramePr>
+              <a:graphicFrameLocks xmlns:a="http://schemas.openxmlformats.org/drawingml/2006/main" noChangeAspect="1"/>
+            </wp:cNvGraphicFramePr>
             <a:graphic xmlns:a="http://schemas.openxmlformats.org/drawingml/2006/main">
               <a:graphicData uri="http://schemas.openxmlformats.org/drawingml/2006/picture">
                 <pic:pic xmlns:pic="http://schemas.openxmlformats.org/drawingml/2006/picture">
                   <pic:nvPicPr>
-                    <pic:cNvPr id="0" name="image2.jpg"/>
-                    <pic:cNvPicPr preferRelativeResize="0"/>
+                    <pic:cNvPr id="1" name="image2.jpg"/>
+                    <pic:cNvPicPr>
+                      <a:picLocks noChangeAspect="1" noChangeArrowheads="1"/>
+                    </pic:cNvPicPr>
                   </pic:nvPicPr>
                   <pic:blipFill>
-                    <a:blip r:embed="rId8"/>
-                    <a:srcRect/>
+                    <a:blip r:embed="rId2"/>
                     <a:stretch>
                       <a:fillRect/>
                     </a:stretch>
                   </pic:blipFill>
-                  <pic:spPr>
+                  <pic:spPr bwMode="auto">
                     <a:xfrm>
                       <a:off x="0" y="0"/>
-                      <a:ext cx="5517346" cy="7788638"/>
+                      <a:ext cx="5517515" cy="7788910"/>
                     </a:xfrm>
                     <a:prstGeom prst="rect">
                       <a:avLst/>
                     </a:prstGeom>
-                    <a:ln/>
+                    <a:noFill/>
                   </pic:spPr>
                 </pic:pic>
               </a:graphicData>
@@ -1827,9 +1603,10 @@
       <w:pPr>
         <w:pStyle w:val="normal1"/>
         <w:tabs>
-          <w:tab w:val="left" w:pos="4850"/>
-          <w:tab w:val="left" w:pos="5117"/>
-          <w:tab w:val="left" w:pos="5583"/>
+          <w:tab w:val="clear" w:pos="720"/>
+          <w:tab w:val="left" w:pos="4850" w:leader="none"/>
+          <w:tab w:val="left" w:pos="5117" w:leader="none"/>
+          <w:tab w:val="left" w:pos="5583" w:leader="none"/>
         </w:tabs>
         <w:jc w:val="center"/>
         <w:rPr>
@@ -1849,9 +1626,10 @@
       <w:pPr>
         <w:pStyle w:val="normal1"/>
         <w:tabs>
-          <w:tab w:val="left" w:pos="4850"/>
-          <w:tab w:val="left" w:pos="5117"/>
-          <w:tab w:val="left" w:pos="5583"/>
+          <w:tab w:val="clear" w:pos="720"/>
+          <w:tab w:val="left" w:pos="4850" w:leader="none"/>
+          <w:tab w:val="left" w:pos="5117" w:leader="none"/>
+          <w:tab w:val="left" w:pos="5583" w:leader="none"/>
         </w:tabs>
         <w:jc w:val="center"/>
         <w:rPr>
@@ -1859,106 +1637,51 @@
           <w:szCs w:val="22"/>
         </w:rPr>
       </w:pPr>
-      <w:proofErr w:type="gramStart"/>
       <w:r>
         <w:rPr>
           <w:sz w:val="22"/>
           <w:szCs w:val="22"/>
         </w:rPr>
-        <w:t>(    )</w:t>
-      </w:r>
-      <w:proofErr w:type="gramEnd"/>
-      <w:r>
+        <w:t>(    ) Em perfeito estado (     ) Apresentando defeito (    ) Faltando peças/acessórios.</w:t>
+      </w:r>
+    </w:p>
+    <w:p>
+      <w:pPr>
+        <w:pStyle w:val="normal1"/>
+        <w:tabs>
+          <w:tab w:val="clear" w:pos="720"/>
+          <w:tab w:val="left" w:pos="8918" w:leader="none"/>
+        </w:tabs>
         <w:rPr>
           <w:sz w:val="22"/>
           <w:szCs w:val="22"/>
         </w:rPr>
-        <w:t xml:space="preserve"> Em perfeito estado </w:t>
-      </w:r>
-      <w:proofErr w:type="gramStart"/>
+      </w:pPr>
       <w:r>
         <w:rPr>
           <w:sz w:val="22"/>
           <w:szCs w:val="22"/>
         </w:rPr>
-        <w:t xml:space="preserve">(  </w:t>
-      </w:r>
-      <w:proofErr w:type="gramEnd"/>
-      <w:r>
+      </w:r>
+    </w:p>
+    <w:p>
+      <w:pPr>
+        <w:pStyle w:val="normal1"/>
+        <w:tabs>
+          <w:tab w:val="clear" w:pos="720"/>
+          <w:tab w:val="left" w:pos="8918" w:leader="none"/>
+        </w:tabs>
         <w:rPr>
           <w:sz w:val="22"/>
           <w:szCs w:val="22"/>
         </w:rPr>
-        <w:t xml:space="preserve"> </w:t>
-      </w:r>
-      <w:proofErr w:type="gramStart"/>
+      </w:pPr>
       <w:r>
         <w:rPr>
           <w:sz w:val="22"/>
           <w:szCs w:val="22"/>
         </w:rPr>
-        <w:t xml:space="preserve">  )</w:t>
-      </w:r>
-      <w:proofErr w:type="gramEnd"/>
-      <w:r>
-        <w:rPr>
-          <w:sz w:val="22"/>
-          <w:szCs w:val="22"/>
-        </w:rPr>
-        <w:t xml:space="preserve"> Apresentando defeito </w:t>
-      </w:r>
-      <w:proofErr w:type="gramStart"/>
-      <w:r>
-        <w:rPr>
-          <w:sz w:val="22"/>
-          <w:szCs w:val="22"/>
-        </w:rPr>
-        <w:t>(    )</w:t>
-      </w:r>
-      <w:proofErr w:type="gramEnd"/>
-      <w:r>
-        <w:rPr>
-          <w:sz w:val="22"/>
-          <w:szCs w:val="22"/>
-        </w:rPr>
-        <w:t xml:space="preserve"> Faltando peças/acessórios.</w:t>
-      </w:r>
-    </w:p>
-    <w:p>
-      <w:pPr>
-        <w:pStyle w:val="normal1"/>
-        <w:tabs>
-          <w:tab w:val="left" w:pos="8918"/>
-        </w:tabs>
-        <w:rPr>
-          <w:sz w:val="22"/>
-          <w:szCs w:val="22"/>
-        </w:rPr>
-      </w:pPr>
-    </w:p>
-    <w:p>
-      <w:pPr>
-        <w:pStyle w:val="normal1"/>
-        <w:tabs>
-          <w:tab w:val="left" w:pos="8918"/>
-        </w:tabs>
-        <w:rPr>
-          <w:sz w:val="22"/>
-          <w:szCs w:val="22"/>
-        </w:rPr>
-      </w:pPr>
-      <w:r>
-        <w:rPr>
-          <w:sz w:val="22"/>
-          <w:szCs w:val="22"/>
-        </w:rPr>
         <w:t xml:space="preserve">_____________________________________________________________________________________ </w:t>
-      </w:r>
-      <w:r>
-        <w:rPr>
-          <w:sz w:val="22"/>
-          <w:szCs w:val="22"/>
-        </w:rPr>
         <w:tab/>
       </w:r>
     </w:p>
@@ -1984,72 +1707,46 @@
       </w:r>
     </w:p>
     <w:sectPr>
-      <w:headerReference w:type="even" r:id="rId9"/>
-      <w:headerReference w:type="default" r:id="rId10"/>
-      <w:footerReference w:type="even" r:id="rId11"/>
-      <w:footerReference w:type="default" r:id="rId12"/>
-      <w:headerReference w:type="first" r:id="rId13"/>
-      <w:footerReference w:type="first" r:id="rId14"/>
+      <w:headerReference w:type="even" r:id="rId3"/>
+      <w:headerReference w:type="default" r:id="rId4"/>
+      <w:headerReference w:type="first" r:id="rId5"/>
+      <w:footerReference w:type="even" r:id="rId6"/>
+      <w:footerReference w:type="default" r:id="rId7"/>
+      <w:footerReference w:type="first" r:id="rId8"/>
+      <w:type w:val="nextPage"/>
       <w:pgSz w:w="11906" w:h="16838"/>
-      <w:pgMar w:top="1134" w:right="446" w:bottom="1134" w:left="1005" w:header="566" w:footer="566" w:gutter="0"/>
-      <w:pgNumType w:start="1"/>
-      <w:cols w:space="720"/>
+      <w:pgMar w:left="1005" w:right="446" w:gutter="0" w:header="566" w:top="1134" w:footer="566" w:bottom="1134"/>
+      <w:pgNumType w:start="1" w:fmt="decimal"/>
+      <w:formProt w:val="false"/>
+      <w:textDirection w:val="lrTb"/>
+      <w:docGrid w:type="default" w:linePitch="100" w:charSpace="0"/>
     </w:sectPr>
   </w:body>
 </w:document>
 </file>
 
-<file path=word/endnotes.xml><?xml version="1.0" encoding="utf-8"?>
-<w:endnotes xmlns:wpc="http://schemas.microsoft.com/office/word/2010/wordprocessingCanvas" xmlns:cx="http://schemas.microsoft.com/office/drawing/2014/chartex" xmlns:cx1="http://schemas.microsoft.com/office/drawing/2015/9/8/chartex" xmlns:cx2="http://schemas.microsoft.com/office/drawing/2015/10/21/chartex" xmlns:cx3="http://schemas.microsoft.com/office/drawing/2016/5/9/chartex" xmlns:cx4="http://schemas.microsoft.com/office/drawing/2016/5/10/chartex" xmlns:cx5="http://schemas.microsoft.com/office/drawing/2016/5/11/chartex" xmlns:cx6="http://schemas.microsoft.com/office/drawing/2016/5/12/chartex" xmlns:cx7="http://schemas.microsoft.com/office/drawing/2016/5/13/chartex" xmlns:cx8="http://schemas.microsoft.com/office/drawing/2016/5/14/chartex" xmlns:mc="http://schemas.openxmlformats.org/markup-compatibility/2006" xmlns:aink="http://schemas.microsoft.com/office/drawing/2016/ink" xmlns:am3d="http://schemas.microsoft.com/office/drawing/2017/model3d" xmlns:o="urn:schemas-microsoft-com:office:office" xmlns:oel="http://schemas.microsoft.com/office/2019/extlst" xmlns:r="http://schemas.openxmlformats.org/officeDocument/2006/relationships" xmlns:m="http://schemas.openxmlformats.org/officeDocument/2006/math" xmlns:v="urn:schemas-microsoft-com:vml" xmlns:wp14="http://schemas.microsoft.com/office/word/2010/wordprocessingDrawing" xmlns:wp="http://schemas.openxmlformats.org/drawingml/2006/wordprocessingDrawing" xmlns:w10="urn:schemas-microsoft-com:office:word" xmlns:w="http://schemas.openxmlformats.org/wordprocessingml/2006/main" xmlns:w14="http://schemas.microsoft.com/office/word/2010/wordml" xmlns:w15="http://schemas.microsoft.com/office/word/2012/wordml" xmlns:w16cex="http://schemas.microsoft.com/office/word/2018/wordml/cex" xmlns:w16cid="http://schemas.microsoft.com/office/word/2016/wordml/cid" xmlns:w16="http://schemas.microsoft.com/office/word/2018/wordml" xmlns:w16du="http://schemas.microsoft.com/office/word/2023/wordml/word16du" xmlns:w16sdtdh="http://schemas.microsoft.com/office/word/2020/wordml/sdtdatahash" xmlns:w16sdtfl="http://schemas.microsoft.com/office/word/2024/wordml/sdtformatlock" xmlns:w16se="http://schemas.microsoft.com/office/word/2015/wordml/symex" xmlns:wpg="http://schemas.microsoft.com/office/word/2010/wordprocessingGroup" xmlns:wpi="http://schemas.microsoft.com/office/word/2010/wordprocessingInk" xmlns:wne="http://schemas.microsoft.com/office/word/2006/wordml" xmlns:wps="http://schemas.microsoft.com/office/word/2010/wordprocessingShape" mc:Ignorable="w14 w15 w16se w16cid w16 w16cex w16sdtdh w16sdtfl w16du wp14">
-  <w:endnote w:type="separator" w:id="-1">
-    <w:p>
-      <w:r>
-        <w:separator/>
-      </w:r>
-    </w:p>
-  </w:endnote>
-  <w:endnote w:type="continuationSeparator" w:id="0">
-    <w:p>
-      <w:r>
-        <w:continuationSeparator/>
-      </w:r>
-    </w:p>
-  </w:endnote>
-</w:endnotes>
-</file>
-
 <file path=word/footer1.xml><?xml version="1.0" encoding="utf-8"?>
-<w:ftr xmlns:wpc="http://schemas.microsoft.com/office/word/2010/wordprocessingCanvas" xmlns:cx="http://schemas.microsoft.com/office/drawing/2014/chartex" xmlns:cx1="http://schemas.microsoft.com/office/drawing/2015/9/8/chartex" xmlns:cx2="http://schemas.microsoft.com/office/drawing/2015/10/21/chartex" xmlns:cx3="http://schemas.microsoft.com/office/drawing/2016/5/9/chartex" xmlns:cx4="http://schemas.microsoft.com/office/drawing/2016/5/10/chartex" xmlns:cx5="http://schemas.microsoft.com/office/drawing/2016/5/11/chartex" xmlns:cx6="http://schemas.microsoft.com/office/drawing/2016/5/12/chartex" xmlns:cx7="http://schemas.microsoft.com/office/drawing/2016/5/13/chartex" xmlns:cx8="http://schemas.microsoft.com/office/drawing/2016/5/14/chartex" xmlns:mc="http://schemas.openxmlformats.org/markup-compatibility/2006" xmlns:aink="http://schemas.microsoft.com/office/drawing/2016/ink" xmlns:am3d="http://schemas.microsoft.com/office/drawing/2017/model3d" xmlns:o="urn:schemas-microsoft-com:office:office" xmlns:oel="http://schemas.microsoft.com/office/2019/extlst" xmlns:r="http://schemas.openxmlformats.org/officeDocument/2006/relationships" xmlns:m="http://schemas.openxmlformats.org/officeDocument/2006/math" xmlns:v="urn:schemas-microsoft-com:vml" xmlns:wp14="http://schemas.microsoft.com/office/word/2010/wordprocessingDrawing" xmlns:wp="http://schemas.openxmlformats.org/drawingml/2006/wordprocessingDrawing" xmlns:w10="urn:schemas-microsoft-com:office:word" xmlns:w="http://schemas.openxmlformats.org/wordprocessingml/2006/main" xmlns:w14="http://schemas.microsoft.com/office/word/2010/wordml" xmlns:w15="http://schemas.microsoft.com/office/word/2012/wordml" xmlns:w16cex="http://schemas.microsoft.com/office/word/2018/wordml/cex" xmlns:w16cid="http://schemas.microsoft.com/office/word/2016/wordml/cid" xmlns:w16="http://schemas.microsoft.com/office/word/2018/wordml" xmlns:w16du="http://schemas.microsoft.com/office/word/2023/wordml/word16du" xmlns:w16sdtdh="http://schemas.microsoft.com/office/word/2020/wordml/sdtdatahash" xmlns:w16sdtfl="http://schemas.microsoft.com/office/word/2024/wordml/sdtformatlock" xmlns:w16se="http://schemas.microsoft.com/office/word/2015/wordml/symex" xmlns:wpg="http://schemas.microsoft.com/office/word/2010/wordprocessingGroup" xmlns:wpi="http://schemas.microsoft.com/office/word/2010/wordprocessingInk" xmlns:wne="http://schemas.microsoft.com/office/word/2006/wordml" xmlns:wps="http://schemas.microsoft.com/office/word/2010/wordprocessingShape" mc:Ignorable="w14 w15 w16se w16cid w16 w16cex w16sdtdh w16sdtfl w16du wp14">
+<w:ftr xmlns:o="urn:schemas-microsoft-com:office:office" xmlns:r="http://schemas.openxmlformats.org/officeDocument/2006/relationships" xmlns:v="urn:schemas-microsoft-com:vml" xmlns:w="http://schemas.openxmlformats.org/wordprocessingml/2006/main" xmlns:w10="urn:schemas-microsoft-com:office:word" xmlns:wp="http://schemas.openxmlformats.org/drawingml/2006/wordprocessingDrawing" xmlns:pic="http://schemas.openxmlformats.org/drawingml/2006/picture" xmlns:wps="http://schemas.microsoft.com/office/word/2010/wordprocessingShape" xmlns:wpg="http://schemas.microsoft.com/office/word/2010/wordprocessingGroup" xmlns:mc="http://schemas.openxmlformats.org/markup-compatibility/2006" xmlns:wp14="http://schemas.microsoft.com/office/word/2010/wordprocessingDrawing" xmlns:w14="http://schemas.microsoft.com/office/word/2010/wordml" xmlns:w15="http://schemas.microsoft.com/office/word/2012/wordml" mc:Ignorable="w14 wp14 w15">
   <w:p>
     <w:pPr>
       <w:pStyle w:val="normal1"/>
-      <w:pBdr>
-        <w:top w:val="nil"/>
-        <w:left w:val="nil"/>
-        <w:bottom w:val="nil"/>
-        <w:right w:val="nil"/>
-        <w:between w:val="nil"/>
-      </w:pBdr>
-      <w:tabs>
-        <w:tab w:val="center" w:pos="4252"/>
-        <w:tab w:val="right" w:pos="8504"/>
-      </w:tabs>
-      <w:rPr>
-        <w:color w:val="000000"/>
-      </w:rPr>
+      <w:rPr/>
     </w:pPr>
+    <w:r>
+      <w:rPr/>
+    </w:r>
   </w:p>
 </w:ftr>
 </file>
 
 <file path=word/footer2.xml><?xml version="1.0" encoding="utf-8"?>
-<w:ftr xmlns:wpc="http://schemas.microsoft.com/office/word/2010/wordprocessingCanvas" xmlns:cx="http://schemas.microsoft.com/office/drawing/2014/chartex" xmlns:cx1="http://schemas.microsoft.com/office/drawing/2015/9/8/chartex" xmlns:cx2="http://schemas.microsoft.com/office/drawing/2015/10/21/chartex" xmlns:cx3="http://schemas.microsoft.com/office/drawing/2016/5/9/chartex" xmlns:cx4="http://schemas.microsoft.com/office/drawing/2016/5/10/chartex" xmlns:cx5="http://schemas.microsoft.com/office/drawing/2016/5/11/chartex" xmlns:cx6="http://schemas.microsoft.com/office/drawing/2016/5/12/chartex" xmlns:cx7="http://schemas.microsoft.com/office/drawing/2016/5/13/chartex" xmlns:cx8="http://schemas.microsoft.com/office/drawing/2016/5/14/chartex" xmlns:mc="http://schemas.openxmlformats.org/markup-compatibility/2006" xmlns:aink="http://schemas.microsoft.com/office/drawing/2016/ink" xmlns:am3d="http://schemas.microsoft.com/office/drawing/2017/model3d" xmlns:o="urn:schemas-microsoft-com:office:office" xmlns:oel="http://schemas.microsoft.com/office/2019/extlst" xmlns:r="http://schemas.openxmlformats.org/officeDocument/2006/relationships" xmlns:m="http://schemas.openxmlformats.org/officeDocument/2006/math" xmlns:v="urn:schemas-microsoft-com:vml" xmlns:wp14="http://schemas.microsoft.com/office/word/2010/wordprocessingDrawing" xmlns:wp="http://schemas.openxmlformats.org/drawingml/2006/wordprocessingDrawing" xmlns:w10="urn:schemas-microsoft-com:office:word" xmlns:w="http://schemas.openxmlformats.org/wordprocessingml/2006/main" xmlns:w14="http://schemas.microsoft.com/office/word/2010/wordml" xmlns:w15="http://schemas.microsoft.com/office/word/2012/wordml" xmlns:w16cex="http://schemas.microsoft.com/office/word/2018/wordml/cex" xmlns:w16cid="http://schemas.microsoft.com/office/word/2016/wordml/cid" xmlns:w16="http://schemas.microsoft.com/office/word/2018/wordml" xmlns:w16du="http://schemas.microsoft.com/office/word/2023/wordml/word16du" xmlns:w16sdtdh="http://schemas.microsoft.com/office/word/2020/wordml/sdtdatahash" xmlns:w16sdtfl="http://schemas.microsoft.com/office/word/2024/wordml/sdtformatlock" xmlns:w16se="http://schemas.microsoft.com/office/word/2015/wordml/symex" xmlns:wpg="http://schemas.microsoft.com/office/word/2010/wordprocessingGroup" xmlns:wpi="http://schemas.microsoft.com/office/word/2010/wordprocessingInk" xmlns:wne="http://schemas.microsoft.com/office/word/2006/wordml" xmlns:wps="http://schemas.microsoft.com/office/word/2010/wordprocessingShape" mc:Ignorable="w14 w15 w16se w16cid w16 w16cex w16sdtdh w16sdtfl w16du wp14">
+<w:ftr xmlns:o="urn:schemas-microsoft-com:office:office" xmlns:r="http://schemas.openxmlformats.org/officeDocument/2006/relationships" xmlns:v="urn:schemas-microsoft-com:vml" xmlns:w="http://schemas.openxmlformats.org/wordprocessingml/2006/main" xmlns:w10="urn:schemas-microsoft-com:office:word" xmlns:wp="http://schemas.openxmlformats.org/drawingml/2006/wordprocessingDrawing" xmlns:pic="http://schemas.openxmlformats.org/drawingml/2006/picture" xmlns:wps="http://schemas.microsoft.com/office/word/2010/wordprocessingShape" xmlns:wpg="http://schemas.microsoft.com/office/word/2010/wordprocessingGroup" xmlns:mc="http://schemas.openxmlformats.org/markup-compatibility/2006" xmlns:wp14="http://schemas.microsoft.com/office/word/2010/wordprocessingDrawing" xmlns:w14="http://schemas.microsoft.com/office/word/2010/wordml" xmlns:w15="http://schemas.microsoft.com/office/word/2012/wordml" mc:Ignorable="w14 wp14 w15">
   <w:p>
     <w:pPr>
       <w:pStyle w:val="normal1"/>
-      <w:ind w:left="3467" w:right="3083" w:hanging="301"/>
+      <w:ind w:hanging="301" w:start="3467" w:end="3083"/>
       <w:rPr>
-        <w:rFonts w:ascii="Arial" w:eastAsia="Arial" w:hAnsi="Arial" w:cs="Arial"/>
+        <w:rFonts w:ascii="Arial" w:hAnsi="Arial" w:eastAsia="Arial" w:cs="Arial"/>
         <w:b/>
         <w:sz w:val="14"/>
         <w:szCs w:val="14"/>
@@ -2057,45 +1754,52 @@
     </w:pPr>
     <w:r>
       <w:rPr>
-        <w:noProof/>
+        <w:rFonts w:eastAsia="Arial" w:cs="Arial" w:ascii="Arial" w:hAnsi="Arial"/>
+        <w:b/>
+        <w:sz w:val="14"/>
+        <w:szCs w:val="14"/>
       </w:rPr>
       <w:drawing>
-        <wp:anchor distT="0" distB="0" distL="114300" distR="114300" simplePos="0" relativeHeight="251660288" behindDoc="0" locked="0" layoutInCell="1" hidden="0" allowOverlap="1" wp14:anchorId="54E17735" wp14:editId="68A70C3C">
+        <wp:anchor distT="0" distB="0" distL="114300" distR="114300" simplePos="0" relativeHeight="6" behindDoc="1" locked="0" layoutInCell="0" allowOverlap="1">
           <wp:simplePos x="0" y="0"/>
           <wp:positionH relativeFrom="column">
-            <wp:posOffset>-147943</wp:posOffset>
+            <wp:posOffset>-147955</wp:posOffset>
           </wp:positionH>
           <wp:positionV relativeFrom="paragraph">
-            <wp:posOffset>0</wp:posOffset>
+            <wp:posOffset>635</wp:posOffset>
           </wp:positionV>
-          <wp:extent cx="6900863" cy="352425"/>
+          <wp:extent cx="6900545" cy="352425"/>
           <wp:effectExtent l="0" t="0" r="0" b="0"/>
-          <wp:wrapSquare wrapText="bothSides" distT="0" distB="0" distL="114300" distR="114300"/>
-          <wp:docPr id="20" name="image1.png"/>
-          <wp:cNvGraphicFramePr/>
+          <wp:wrapSquare wrapText="bothSides"/>
+          <wp:docPr id="4" name="Figura2"/>
+          <wp:cNvGraphicFramePr>
+            <a:graphicFrameLocks xmlns:a="http://schemas.openxmlformats.org/drawingml/2006/main" noChangeAspect="1"/>
+          </wp:cNvGraphicFramePr>
           <a:graphic xmlns:a="http://schemas.openxmlformats.org/drawingml/2006/main">
             <a:graphicData uri="http://schemas.openxmlformats.org/drawingml/2006/picture">
               <pic:pic xmlns:pic="http://schemas.openxmlformats.org/drawingml/2006/picture">
                 <pic:nvPicPr>
-                  <pic:cNvPr id="0" name="image1.png"/>
-                  <pic:cNvPicPr preferRelativeResize="0"/>
+                  <pic:cNvPr id="4" name="Figura2"/>
+                  <pic:cNvPicPr>
+                    <a:picLocks noChangeAspect="1" noChangeArrowheads="1"/>
+                  </pic:cNvPicPr>
                 </pic:nvPicPr>
                 <pic:blipFill>
                   <a:blip r:embed="rId1"/>
-                  <a:srcRect l="10566" t="95626" r="7926"/>
+                  <a:srcRect l="10567" t="95614" r="7925" b="0"/>
                   <a:stretch>
                     <a:fillRect/>
                   </a:stretch>
                 </pic:blipFill>
-                <pic:spPr>
+                <pic:spPr bwMode="auto">
                   <a:xfrm>
                     <a:off x="0" y="0"/>
-                    <a:ext cx="6900863" cy="352425"/>
+                    <a:ext cx="6900545" cy="352425"/>
                   </a:xfrm>
                   <a:prstGeom prst="rect">
                     <a:avLst/>
                   </a:prstGeom>
-                  <a:ln/>
+                  <a:noFill/>
                 </pic:spPr>
               </pic:pic>
             </a:graphicData>
@@ -2107,9 +1811,9 @@
   <w:p>
     <w:pPr>
       <w:pStyle w:val="normal1"/>
-      <w:ind w:left="141" w:right="108"/>
+      <w:ind w:start="141" w:end="108"/>
       <w:rPr>
-        <w:rFonts w:ascii="Arial" w:eastAsia="Arial" w:hAnsi="Arial" w:cs="Arial"/>
+        <w:rFonts w:ascii="Arial" w:hAnsi="Arial" w:eastAsia="Arial" w:cs="Arial"/>
         <w:b/>
         <w:sz w:val="14"/>
         <w:szCs w:val="14"/>
@@ -2117,7 +1821,7 @@
     </w:pPr>
     <w:r>
       <w:rPr>
-        <w:rFonts w:ascii="Arial" w:eastAsia="Arial" w:hAnsi="Arial" w:cs="Arial"/>
+        <w:rFonts w:eastAsia="Arial" w:cs="Arial" w:ascii="Arial" w:hAnsi="Arial"/>
         <w:b/>
         <w:sz w:val="14"/>
         <w:szCs w:val="14"/>
@@ -2128,72 +1832,87 @@
   <w:p>
     <w:pPr>
       <w:pStyle w:val="normal1"/>
-      <w:ind w:left="3467" w:right="3083" w:hanging="301"/>
+      <w:ind w:hanging="301" w:start="3467" w:end="3083"/>
       <w:rPr>
-        <w:rFonts w:ascii="Arial" w:eastAsia="Arial" w:hAnsi="Arial" w:cs="Arial"/>
+        <w:rFonts w:ascii="Arial" w:hAnsi="Arial" w:eastAsia="Arial" w:cs="Arial"/>
         <w:b/>
         <w:sz w:val="14"/>
         <w:szCs w:val="14"/>
       </w:rPr>
     </w:pPr>
+    <w:r>
+      <w:rPr>
+        <w:rFonts w:eastAsia="Arial" w:cs="Arial" w:ascii="Arial" w:hAnsi="Arial"/>
+        <w:b/>
+        <w:sz w:val="14"/>
+        <w:szCs w:val="14"/>
+      </w:rPr>
+    </w:r>
   </w:p>
 </w:ftr>
 </file>
 
 <file path=word/footer3.xml><?xml version="1.0" encoding="utf-8"?>
-<w:ftr xmlns:wpc="http://schemas.microsoft.com/office/word/2010/wordprocessingCanvas" xmlns:cx="http://schemas.microsoft.com/office/drawing/2014/chartex" xmlns:cx1="http://schemas.microsoft.com/office/drawing/2015/9/8/chartex" xmlns:cx2="http://schemas.microsoft.com/office/drawing/2015/10/21/chartex" xmlns:cx3="http://schemas.microsoft.com/office/drawing/2016/5/9/chartex" xmlns:cx4="http://schemas.microsoft.com/office/drawing/2016/5/10/chartex" xmlns:cx5="http://schemas.microsoft.com/office/drawing/2016/5/11/chartex" xmlns:cx6="http://schemas.microsoft.com/office/drawing/2016/5/12/chartex" xmlns:cx7="http://schemas.microsoft.com/office/drawing/2016/5/13/chartex" xmlns:cx8="http://schemas.microsoft.com/office/drawing/2016/5/14/chartex" xmlns:mc="http://schemas.openxmlformats.org/markup-compatibility/2006" xmlns:aink="http://schemas.microsoft.com/office/drawing/2016/ink" xmlns:am3d="http://schemas.microsoft.com/office/drawing/2017/model3d" xmlns:o="urn:schemas-microsoft-com:office:office" xmlns:oel="http://schemas.microsoft.com/office/2019/extlst" xmlns:r="http://schemas.openxmlformats.org/officeDocument/2006/relationships" xmlns:m="http://schemas.openxmlformats.org/officeDocument/2006/math" xmlns:v="urn:schemas-microsoft-com:vml" xmlns:wp14="http://schemas.microsoft.com/office/word/2010/wordprocessingDrawing" xmlns:wp="http://schemas.openxmlformats.org/drawingml/2006/wordprocessingDrawing" xmlns:w10="urn:schemas-microsoft-com:office:word" xmlns:w="http://schemas.openxmlformats.org/wordprocessingml/2006/main" xmlns:w14="http://schemas.microsoft.com/office/word/2010/wordml" xmlns:w15="http://schemas.microsoft.com/office/word/2012/wordml" xmlns:w16cex="http://schemas.microsoft.com/office/word/2018/wordml/cex" xmlns:w16cid="http://schemas.microsoft.com/office/word/2016/wordml/cid" xmlns:w16="http://schemas.microsoft.com/office/word/2018/wordml" xmlns:w16du="http://schemas.microsoft.com/office/word/2023/wordml/word16du" xmlns:w16sdtdh="http://schemas.microsoft.com/office/word/2020/wordml/sdtdatahash" xmlns:w16sdtfl="http://schemas.microsoft.com/office/word/2024/wordml/sdtformatlock" xmlns:w16se="http://schemas.microsoft.com/office/word/2015/wordml/symex" xmlns:wpg="http://schemas.microsoft.com/office/word/2010/wordprocessingGroup" xmlns:wpi="http://schemas.microsoft.com/office/word/2010/wordprocessingInk" xmlns:wne="http://schemas.microsoft.com/office/word/2006/wordml" xmlns:wps="http://schemas.microsoft.com/office/word/2010/wordprocessingShape" mc:Ignorable="w14 w15 w16se w16cid w16 w16cex w16sdtdh w16sdtfl w16du wp14">
+<w:ftr xmlns:o="urn:schemas-microsoft-com:office:office" xmlns:r="http://schemas.openxmlformats.org/officeDocument/2006/relationships" xmlns:v="urn:schemas-microsoft-com:vml" xmlns:w="http://schemas.openxmlformats.org/wordprocessingml/2006/main" xmlns:w10="urn:schemas-microsoft-com:office:word" xmlns:wp="http://schemas.openxmlformats.org/drawingml/2006/wordprocessingDrawing" xmlns:pic="http://schemas.openxmlformats.org/drawingml/2006/picture" xmlns:wps="http://schemas.microsoft.com/office/word/2010/wordprocessingShape" xmlns:wpg="http://schemas.microsoft.com/office/word/2010/wordprocessingGroup" xmlns:mc="http://schemas.openxmlformats.org/markup-compatibility/2006" xmlns:wp14="http://schemas.microsoft.com/office/word/2010/wordprocessingDrawing" xmlns:w14="http://schemas.microsoft.com/office/word/2010/wordml" xmlns:w15="http://schemas.microsoft.com/office/word/2012/wordml" mc:Ignorable="w14 wp14 w15">
   <w:p>
     <w:pPr>
       <w:pStyle w:val="normal1"/>
-      <w:tabs>
-        <w:tab w:val="center" w:pos="4252"/>
-        <w:tab w:val="right" w:pos="8504"/>
-      </w:tabs>
+      <w:ind w:hanging="301" w:start="3467" w:end="3083"/>
       <w:rPr>
-        <w:color w:val="000000"/>
+        <w:rFonts w:ascii="Arial" w:hAnsi="Arial" w:eastAsia="Arial" w:cs="Arial"/>
+        <w:b/>
+        <w:sz w:val="14"/>
+        <w:szCs w:val="14"/>
       </w:rPr>
     </w:pPr>
     <w:r>
       <w:rPr>
-        <w:noProof/>
+        <w:rFonts w:eastAsia="Arial" w:cs="Arial" w:ascii="Arial" w:hAnsi="Arial"/>
+        <w:b/>
+        <w:sz w:val="14"/>
+        <w:szCs w:val="14"/>
       </w:rPr>
       <w:drawing>
-        <wp:anchor distT="0" distB="0" distL="114300" distR="114300" simplePos="0" relativeHeight="251661312" behindDoc="0" locked="0" layoutInCell="1" hidden="0" allowOverlap="1" wp14:anchorId="126CCAC6" wp14:editId="72ABCC6B">
+        <wp:anchor distT="0" distB="0" distL="114300" distR="114300" simplePos="0" relativeHeight="6" behindDoc="1" locked="0" layoutInCell="0" allowOverlap="1">
           <wp:simplePos x="0" y="0"/>
           <wp:positionH relativeFrom="column">
-            <wp:posOffset>-204467</wp:posOffset>
+            <wp:posOffset>-147955</wp:posOffset>
           </wp:positionH>
           <wp:positionV relativeFrom="paragraph">
             <wp:posOffset>635</wp:posOffset>
           </wp:positionV>
-          <wp:extent cx="6077585" cy="465455"/>
+          <wp:extent cx="6900545" cy="352425"/>
           <wp:effectExtent l="0" t="0" r="0" b="0"/>
-          <wp:wrapSquare wrapText="bothSides" distT="0" distB="0" distL="114300" distR="114300"/>
-          <wp:docPr id="19" name="image1.png"/>
-          <wp:cNvGraphicFramePr/>
+          <wp:wrapSquare wrapText="bothSides"/>
+          <wp:docPr id="5" name="Figura2"/>
+          <wp:cNvGraphicFramePr>
+            <a:graphicFrameLocks xmlns:a="http://schemas.openxmlformats.org/drawingml/2006/main" noChangeAspect="1"/>
+          </wp:cNvGraphicFramePr>
           <a:graphic xmlns:a="http://schemas.openxmlformats.org/drawingml/2006/main">
             <a:graphicData uri="http://schemas.openxmlformats.org/drawingml/2006/picture">
               <pic:pic xmlns:pic="http://schemas.openxmlformats.org/drawingml/2006/picture">
                 <pic:nvPicPr>
-                  <pic:cNvPr id="0" name="image1.png"/>
-                  <pic:cNvPicPr preferRelativeResize="0"/>
+                  <pic:cNvPr id="5" name="Figura2"/>
+                  <pic:cNvPicPr>
+                    <a:picLocks noChangeAspect="1" noChangeArrowheads="1"/>
+                  </pic:cNvPicPr>
                 </pic:nvPicPr>
                 <pic:blipFill>
                   <a:blip r:embed="rId1"/>
-                  <a:srcRect l="10566" t="95626" r="7926"/>
+                  <a:srcRect l="10567" t="95614" r="7925" b="0"/>
                   <a:stretch>
                     <a:fillRect/>
                   </a:stretch>
                 </pic:blipFill>
-                <pic:spPr>
+                <pic:spPr bwMode="auto">
                   <a:xfrm>
                     <a:off x="0" y="0"/>
-                    <a:ext cx="6077585" cy="465455"/>
+                    <a:ext cx="6900545" cy="352425"/>
                   </a:xfrm>
                   <a:prstGeom prst="rect">
                     <a:avLst/>
                   </a:prstGeom>
-                  <a:ln/>
+                  <a:noFill/>
                 </pic:spPr>
               </pic:pic>
             </a:graphicData>
@@ -2202,61 +1921,74 @@
       </w:drawing>
     </w:r>
   </w:p>
+  <w:p>
+    <w:pPr>
+      <w:pStyle w:val="normal1"/>
+      <w:ind w:start="141" w:end="108"/>
+      <w:rPr>
+        <w:rFonts w:ascii="Arial" w:hAnsi="Arial" w:eastAsia="Arial" w:cs="Arial"/>
+        <w:b/>
+        <w:sz w:val="14"/>
+        <w:szCs w:val="14"/>
+      </w:rPr>
+    </w:pPr>
+    <w:r>
+      <w:rPr>
+        <w:rFonts w:eastAsia="Arial" w:cs="Arial" w:ascii="Arial" w:hAnsi="Arial"/>
+        <w:b/>
+        <w:sz w:val="14"/>
+        <w:szCs w:val="14"/>
+      </w:rPr>
+      <w:t>EMPRESA PÚBLICA DE SAÚDE DO RIO DE JANEIRO - RIOSAÚDE - RUA DONA MARIANA, Nº 48, BOTAFOGO – RIO DE JANEIRO.</w:t>
+    </w:r>
+  </w:p>
+  <w:p>
+    <w:pPr>
+      <w:pStyle w:val="normal1"/>
+      <w:ind w:hanging="301" w:start="3467" w:end="3083"/>
+      <w:rPr>
+        <w:rFonts w:ascii="Arial" w:hAnsi="Arial" w:eastAsia="Arial" w:cs="Arial"/>
+        <w:b/>
+        <w:sz w:val="14"/>
+        <w:szCs w:val="14"/>
+      </w:rPr>
+    </w:pPr>
+    <w:r>
+      <w:rPr>
+        <w:rFonts w:eastAsia="Arial" w:cs="Arial" w:ascii="Arial" w:hAnsi="Arial"/>
+        <w:b/>
+        <w:sz w:val="14"/>
+        <w:szCs w:val="14"/>
+      </w:rPr>
+    </w:r>
+  </w:p>
 </w:ftr>
 </file>
 
-<file path=word/footnotes.xml><?xml version="1.0" encoding="utf-8"?>
-<w:footnotes xmlns:wpc="http://schemas.microsoft.com/office/word/2010/wordprocessingCanvas" xmlns:cx="http://schemas.microsoft.com/office/drawing/2014/chartex" xmlns:cx1="http://schemas.microsoft.com/office/drawing/2015/9/8/chartex" xmlns:cx2="http://schemas.microsoft.com/office/drawing/2015/10/21/chartex" xmlns:cx3="http://schemas.microsoft.com/office/drawing/2016/5/9/chartex" xmlns:cx4="http://schemas.microsoft.com/office/drawing/2016/5/10/chartex" xmlns:cx5="http://schemas.microsoft.com/office/drawing/2016/5/11/chartex" xmlns:cx6="http://schemas.microsoft.com/office/drawing/2016/5/12/chartex" xmlns:cx7="http://schemas.microsoft.com/office/drawing/2016/5/13/chartex" xmlns:cx8="http://schemas.microsoft.com/office/drawing/2016/5/14/chartex" xmlns:mc="http://schemas.openxmlformats.org/markup-compatibility/2006" xmlns:aink="http://schemas.microsoft.com/office/drawing/2016/ink" xmlns:am3d="http://schemas.microsoft.com/office/drawing/2017/model3d" xmlns:o="urn:schemas-microsoft-com:office:office" xmlns:oel="http://schemas.microsoft.com/office/2019/extlst" xmlns:r="http://schemas.openxmlformats.org/officeDocument/2006/relationships" xmlns:m="http://schemas.openxmlformats.org/officeDocument/2006/math" xmlns:v="urn:schemas-microsoft-com:vml" xmlns:wp14="http://schemas.microsoft.com/office/word/2010/wordprocessingDrawing" xmlns:wp="http://schemas.openxmlformats.org/drawingml/2006/wordprocessingDrawing" xmlns:w10="urn:schemas-microsoft-com:office:word" xmlns:w="http://schemas.openxmlformats.org/wordprocessingml/2006/main" xmlns:w14="http://schemas.microsoft.com/office/word/2010/wordml" xmlns:w15="http://schemas.microsoft.com/office/word/2012/wordml" xmlns:w16cex="http://schemas.microsoft.com/office/word/2018/wordml/cex" xmlns:w16cid="http://schemas.microsoft.com/office/word/2016/wordml/cid" xmlns:w16="http://schemas.microsoft.com/office/word/2018/wordml" xmlns:w16du="http://schemas.microsoft.com/office/word/2023/wordml/word16du" xmlns:w16sdtdh="http://schemas.microsoft.com/office/word/2020/wordml/sdtdatahash" xmlns:w16sdtfl="http://schemas.microsoft.com/office/word/2024/wordml/sdtformatlock" xmlns:w16se="http://schemas.microsoft.com/office/word/2015/wordml/symex" xmlns:wpg="http://schemas.microsoft.com/office/word/2010/wordprocessingGroup" xmlns:wpi="http://schemas.microsoft.com/office/word/2010/wordprocessingInk" xmlns:wne="http://schemas.microsoft.com/office/word/2006/wordml" xmlns:wps="http://schemas.microsoft.com/office/word/2010/wordprocessingShape" mc:Ignorable="w14 w15 w16se w16cid w16 w16cex w16sdtdh w16sdtfl w16du wp14">
-  <w:footnote w:type="separator" w:id="-1">
-    <w:p>
-      <w:r>
-        <w:separator/>
-      </w:r>
-    </w:p>
-  </w:footnote>
-  <w:footnote w:type="continuationSeparator" w:id="0">
-    <w:p>
-      <w:r>
-        <w:continuationSeparator/>
-      </w:r>
-    </w:p>
-  </w:footnote>
-</w:footnotes>
-</file>
-
 <file path=word/header1.xml><?xml version="1.0" encoding="utf-8"?>
-<w:hdr xmlns:wpc="http://schemas.microsoft.com/office/word/2010/wordprocessingCanvas" xmlns:cx="http://schemas.microsoft.com/office/drawing/2014/chartex" xmlns:cx1="http://schemas.microsoft.com/office/drawing/2015/9/8/chartex" xmlns:cx2="http://schemas.microsoft.com/office/drawing/2015/10/21/chartex" xmlns:cx3="http://schemas.microsoft.com/office/drawing/2016/5/9/chartex" xmlns:cx4="http://schemas.microsoft.com/office/drawing/2016/5/10/chartex" xmlns:cx5="http://schemas.microsoft.com/office/drawing/2016/5/11/chartex" xmlns:cx6="http://schemas.microsoft.com/office/drawing/2016/5/12/chartex" xmlns:cx7="http://schemas.microsoft.com/office/drawing/2016/5/13/chartex" xmlns:cx8="http://schemas.microsoft.com/office/drawing/2016/5/14/chartex" xmlns:mc="http://schemas.openxmlformats.org/markup-compatibility/2006" xmlns:aink="http://schemas.microsoft.com/office/drawing/2016/ink" xmlns:am3d="http://schemas.microsoft.com/office/drawing/2017/model3d" xmlns:o="urn:schemas-microsoft-com:office:office" xmlns:oel="http://schemas.microsoft.com/office/2019/extlst" xmlns:r="http://schemas.openxmlformats.org/officeDocument/2006/relationships" xmlns:m="http://schemas.openxmlformats.org/officeDocument/2006/math" xmlns:v="urn:schemas-microsoft-com:vml" xmlns:wp14="http://schemas.microsoft.com/office/word/2010/wordprocessingDrawing" xmlns:wp="http://schemas.openxmlformats.org/drawingml/2006/wordprocessingDrawing" xmlns:w10="urn:schemas-microsoft-com:office:word" xmlns:w="http://schemas.openxmlformats.org/wordprocessingml/2006/main" xmlns:w14="http://schemas.microsoft.com/office/word/2010/wordml" xmlns:w15="http://schemas.microsoft.com/office/word/2012/wordml" xmlns:w16cex="http://schemas.microsoft.com/office/word/2018/wordml/cex" xmlns:w16cid="http://schemas.microsoft.com/office/word/2016/wordml/cid" xmlns:w16="http://schemas.microsoft.com/office/word/2018/wordml" xmlns:w16du="http://schemas.microsoft.com/office/word/2023/wordml/word16du" xmlns:w16sdtdh="http://schemas.microsoft.com/office/word/2020/wordml/sdtdatahash" xmlns:w16sdtfl="http://schemas.microsoft.com/office/word/2024/wordml/sdtformatlock" xmlns:w16se="http://schemas.microsoft.com/office/word/2015/wordml/symex" xmlns:wpg="http://schemas.microsoft.com/office/word/2010/wordprocessingGroup" xmlns:wpi="http://schemas.microsoft.com/office/word/2010/wordprocessingInk" xmlns:wne="http://schemas.microsoft.com/office/word/2006/wordml" xmlns:wps="http://schemas.microsoft.com/office/word/2010/wordprocessingShape" mc:Ignorable="w14 w15 w16se w16cid w16 w16cex w16sdtdh w16sdtfl w16du wp14">
+<w:hdr xmlns:o="urn:schemas-microsoft-com:office:office" xmlns:r="http://schemas.openxmlformats.org/officeDocument/2006/relationships" xmlns:v="urn:schemas-microsoft-com:vml" xmlns:w="http://schemas.openxmlformats.org/wordprocessingml/2006/main" xmlns:w10="urn:schemas-microsoft-com:office:word" xmlns:wp="http://schemas.openxmlformats.org/drawingml/2006/wordprocessingDrawing" xmlns:pic="http://schemas.openxmlformats.org/drawingml/2006/picture" xmlns:wps="http://schemas.microsoft.com/office/word/2010/wordprocessingShape" xmlns:wpg="http://schemas.microsoft.com/office/word/2010/wordprocessingGroup" xmlns:mc="http://schemas.openxmlformats.org/markup-compatibility/2006" xmlns:wp14="http://schemas.microsoft.com/office/word/2010/wordprocessingDrawing" xmlns:w14="http://schemas.microsoft.com/office/word/2010/wordml" xmlns:w15="http://schemas.microsoft.com/office/word/2012/wordml" mc:Ignorable="w14 wp14 w15">
   <w:p>
     <w:pPr>
       <w:pStyle w:val="normal1"/>
-      <w:pBdr>
-        <w:top w:val="nil"/>
-        <w:left w:val="nil"/>
-        <w:bottom w:val="nil"/>
-        <w:right w:val="nil"/>
-        <w:between w:val="nil"/>
-      </w:pBdr>
-      <w:tabs>
-        <w:tab w:val="center" w:pos="4252"/>
-        <w:tab w:val="right" w:pos="8504"/>
-      </w:tabs>
-      <w:rPr>
-        <w:color w:val="000000"/>
-      </w:rPr>
+      <w:rPr/>
     </w:pPr>
+    <w:r>
+      <w:rPr/>
+    </w:r>
   </w:p>
 </w:hdr>
 </file>
 
 <file path=word/header2.xml><?xml version="1.0" encoding="utf-8"?>
-<w:hdr xmlns:wpc="http://schemas.microsoft.com/office/word/2010/wordprocessingCanvas" xmlns:cx="http://schemas.microsoft.com/office/drawing/2014/chartex" xmlns:cx1="http://schemas.microsoft.com/office/drawing/2015/9/8/chartex" xmlns:cx2="http://schemas.microsoft.com/office/drawing/2015/10/21/chartex" xmlns:cx3="http://schemas.microsoft.com/office/drawing/2016/5/9/chartex" xmlns:cx4="http://schemas.microsoft.com/office/drawing/2016/5/10/chartex" xmlns:cx5="http://schemas.microsoft.com/office/drawing/2016/5/11/chartex" xmlns:cx6="http://schemas.microsoft.com/office/drawing/2016/5/12/chartex" xmlns:cx7="http://schemas.microsoft.com/office/drawing/2016/5/13/chartex" xmlns:cx8="http://schemas.microsoft.com/office/drawing/2016/5/14/chartex" xmlns:mc="http://schemas.openxmlformats.org/markup-compatibility/2006" xmlns:aink="http://schemas.microsoft.com/office/drawing/2016/ink" xmlns:am3d="http://schemas.microsoft.com/office/drawing/2017/model3d" xmlns:o="urn:schemas-microsoft-com:office:office" xmlns:oel="http://schemas.microsoft.com/office/2019/extlst" xmlns:r="http://schemas.openxmlformats.org/officeDocument/2006/relationships" xmlns:m="http://schemas.openxmlformats.org/officeDocument/2006/math" xmlns:v="urn:schemas-microsoft-com:vml" xmlns:wp14="http://schemas.microsoft.com/office/word/2010/wordprocessingDrawing" xmlns:wp="http://schemas.openxmlformats.org/drawingml/2006/wordprocessingDrawing" xmlns:w10="urn:schemas-microsoft-com:office:word" xmlns:w="http://schemas.openxmlformats.org/wordprocessingml/2006/main" xmlns:w14="http://schemas.microsoft.com/office/word/2010/wordml" xmlns:w15="http://schemas.microsoft.com/office/word/2012/wordml" xmlns:w16cex="http://schemas.microsoft.com/office/word/2018/wordml/cex" xmlns:w16cid="http://schemas.microsoft.com/office/word/2016/wordml/cid" xmlns:w16="http://schemas.microsoft.com/office/word/2018/wordml" xmlns:w16du="http://schemas.microsoft.com/office/word/2023/wordml/word16du" xmlns:w16sdtdh="http://schemas.microsoft.com/office/word/2020/wordml/sdtdatahash" xmlns:w16sdtfl="http://schemas.microsoft.com/office/word/2024/wordml/sdtformatlock" xmlns:w16se="http://schemas.microsoft.com/office/word/2015/wordml/symex" xmlns:wpg="http://schemas.microsoft.com/office/word/2010/wordprocessingGroup" xmlns:wpi="http://schemas.microsoft.com/office/word/2010/wordprocessingInk" xmlns:wne="http://schemas.microsoft.com/office/word/2006/wordml" xmlns:wps="http://schemas.microsoft.com/office/word/2010/wordprocessingShape" mc:Ignorable="w14 w15 w16se w16cid w16 w16cex w16sdtdh w16sdtfl w16du wp14">
+<w:hdr xmlns:o="urn:schemas-microsoft-com:office:office" xmlns:r="http://schemas.openxmlformats.org/officeDocument/2006/relationships" xmlns:v="urn:schemas-microsoft-com:vml" xmlns:w="http://schemas.openxmlformats.org/wordprocessingml/2006/main" xmlns:w10="urn:schemas-microsoft-com:office:word" xmlns:wp="http://schemas.openxmlformats.org/drawingml/2006/wordprocessingDrawing" xmlns:pic="http://schemas.openxmlformats.org/drawingml/2006/picture" xmlns:wps="http://schemas.microsoft.com/office/word/2010/wordprocessingShape" xmlns:wpg="http://schemas.microsoft.com/office/word/2010/wordprocessingGroup" xmlns:mc="http://schemas.openxmlformats.org/markup-compatibility/2006" xmlns:wp14="http://schemas.microsoft.com/office/word/2010/wordprocessingDrawing" xmlns:w14="http://schemas.microsoft.com/office/word/2010/wordml" xmlns:w15="http://schemas.microsoft.com/office/word/2012/wordml" mc:Ignorable="w14 wp14 w15">
   <w:p>
     <w:pPr>
       <w:pStyle w:val="normal1"/>
       <w:tabs>
-        <w:tab w:val="center" w:pos="4252"/>
-        <w:tab w:val="center" w:pos="4819"/>
-        <w:tab w:val="right" w:pos="8504"/>
+        <w:tab w:val="clear" w:pos="720"/>
+        <w:tab w:val="center" w:pos="4252" w:leader="none"/>
+        <w:tab w:val="center" w:pos="4819" w:leader="none"/>
+        <w:tab w:val="right" w:pos="8504" w:leader="none"/>
       </w:tabs>
       <w:rPr>
         <w:color w:val="000000"/>
@@ -2266,49 +1998,47 @@
       <w:rPr>
         <w:color w:val="000000"/>
       </w:rPr>
-      <w:tab/>
-    </w:r>
-    <w:r>
-      <w:rPr>
-        <w:noProof/>
-      </w:rPr>
       <w:drawing>
-        <wp:anchor distT="0" distB="0" distL="114300" distR="114300" simplePos="0" relativeHeight="251658240" behindDoc="0" locked="0" layoutInCell="1" hidden="0" allowOverlap="1" wp14:anchorId="68ED14A2" wp14:editId="6A3D8342">
+        <wp:anchor distT="0" distB="0" distL="114300" distR="114300" simplePos="0" relativeHeight="4" behindDoc="1" locked="0" layoutInCell="0" allowOverlap="1">
           <wp:simplePos x="0" y="0"/>
           <wp:positionH relativeFrom="column">
             <wp:posOffset>304800</wp:posOffset>
           </wp:positionH>
           <wp:positionV relativeFrom="paragraph">
-            <wp:posOffset>-457196</wp:posOffset>
+            <wp:posOffset>-457200</wp:posOffset>
           </wp:positionV>
-          <wp:extent cx="5705475" cy="941942"/>
+          <wp:extent cx="5705475" cy="942340"/>
           <wp:effectExtent l="0" t="0" r="0" b="0"/>
-          <wp:wrapSquare wrapText="bothSides" distT="0" distB="0" distL="114300" distR="114300"/>
-          <wp:docPr id="22" name="image1.png"/>
-          <wp:cNvGraphicFramePr/>
+          <wp:wrapSquare wrapText="bothSides"/>
+          <wp:docPr id="2" name="image1.png"/>
+          <wp:cNvGraphicFramePr>
+            <a:graphicFrameLocks xmlns:a="http://schemas.openxmlformats.org/drawingml/2006/main" noChangeAspect="1"/>
+          </wp:cNvGraphicFramePr>
           <a:graphic xmlns:a="http://schemas.openxmlformats.org/drawingml/2006/main">
             <a:graphicData uri="http://schemas.openxmlformats.org/drawingml/2006/picture">
               <pic:pic xmlns:pic="http://schemas.openxmlformats.org/drawingml/2006/picture">
                 <pic:nvPicPr>
-                  <pic:cNvPr id="0" name="image1.png"/>
-                  <pic:cNvPicPr preferRelativeResize="0"/>
+                  <pic:cNvPr id="2" name="image1.png"/>
+                  <pic:cNvPicPr>
+                    <a:picLocks noChangeAspect="1" noChangeArrowheads="1"/>
+                  </pic:cNvPicPr>
                 </pic:nvPicPr>
                 <pic:blipFill>
                   <a:blip r:embed="rId1"/>
-                  <a:srcRect l="8654" t="4535" r="10095" b="86066"/>
+                  <a:srcRect l="8654" t="4535" r="10091" b="86055"/>
                   <a:stretch>
                     <a:fillRect/>
                   </a:stretch>
                 </pic:blipFill>
-                <pic:spPr>
+                <pic:spPr bwMode="auto">
                   <a:xfrm>
                     <a:off x="0" y="0"/>
-                    <a:ext cx="5705475" cy="941942"/>
+                    <a:ext cx="5705475" cy="942340"/>
                   </a:xfrm>
                   <a:prstGeom prst="rect">
                     <a:avLst/>
                   </a:prstGeom>
-                  <a:ln/>
+                  <a:noFill/>
                 </pic:spPr>
               </pic:pic>
             </a:graphicData>
@@ -2316,19 +2046,26 @@
         </wp:anchor>
       </w:drawing>
     </w:r>
+    <w:r>
+      <w:rPr>
+        <w:color w:val="000000"/>
+      </w:rPr>
+      <w:tab/>
+    </w:r>
   </w:p>
 </w:hdr>
 </file>
 
 <file path=word/header3.xml><?xml version="1.0" encoding="utf-8"?>
-<w:hdr xmlns:wpc="http://schemas.microsoft.com/office/word/2010/wordprocessingCanvas" xmlns:cx="http://schemas.microsoft.com/office/drawing/2014/chartex" xmlns:cx1="http://schemas.microsoft.com/office/drawing/2015/9/8/chartex" xmlns:cx2="http://schemas.microsoft.com/office/drawing/2015/10/21/chartex" xmlns:cx3="http://schemas.microsoft.com/office/drawing/2016/5/9/chartex" xmlns:cx4="http://schemas.microsoft.com/office/drawing/2016/5/10/chartex" xmlns:cx5="http://schemas.microsoft.com/office/drawing/2016/5/11/chartex" xmlns:cx6="http://schemas.microsoft.com/office/drawing/2016/5/12/chartex" xmlns:cx7="http://schemas.microsoft.com/office/drawing/2016/5/13/chartex" xmlns:cx8="http://schemas.microsoft.com/office/drawing/2016/5/14/chartex" xmlns:mc="http://schemas.openxmlformats.org/markup-compatibility/2006" xmlns:aink="http://schemas.microsoft.com/office/drawing/2016/ink" xmlns:am3d="http://schemas.microsoft.com/office/drawing/2017/model3d" xmlns:o="urn:schemas-microsoft-com:office:office" xmlns:oel="http://schemas.microsoft.com/office/2019/extlst" xmlns:r="http://schemas.openxmlformats.org/officeDocument/2006/relationships" xmlns:m="http://schemas.openxmlformats.org/officeDocument/2006/math" xmlns:v="urn:schemas-microsoft-com:vml" xmlns:wp14="http://schemas.microsoft.com/office/word/2010/wordprocessingDrawing" xmlns:wp="http://schemas.openxmlformats.org/drawingml/2006/wordprocessingDrawing" xmlns:w10="urn:schemas-microsoft-com:office:word" xmlns:w="http://schemas.openxmlformats.org/wordprocessingml/2006/main" xmlns:w14="http://schemas.microsoft.com/office/word/2010/wordml" xmlns:w15="http://schemas.microsoft.com/office/word/2012/wordml" xmlns:w16cex="http://schemas.microsoft.com/office/word/2018/wordml/cex" xmlns:w16cid="http://schemas.microsoft.com/office/word/2016/wordml/cid" xmlns:w16="http://schemas.microsoft.com/office/word/2018/wordml" xmlns:w16du="http://schemas.microsoft.com/office/word/2023/wordml/word16du" xmlns:w16sdtdh="http://schemas.microsoft.com/office/word/2020/wordml/sdtdatahash" xmlns:w16sdtfl="http://schemas.microsoft.com/office/word/2024/wordml/sdtformatlock" xmlns:w16se="http://schemas.microsoft.com/office/word/2015/wordml/symex" xmlns:wpg="http://schemas.microsoft.com/office/word/2010/wordprocessingGroup" xmlns:wpi="http://schemas.microsoft.com/office/word/2010/wordprocessingInk" xmlns:wne="http://schemas.microsoft.com/office/word/2006/wordml" xmlns:wps="http://schemas.microsoft.com/office/word/2010/wordprocessingShape" mc:Ignorable="w14 w15 w16se w16cid w16 w16cex w16sdtdh w16sdtfl w16du wp14">
+<w:hdr xmlns:o="urn:schemas-microsoft-com:office:office" xmlns:r="http://schemas.openxmlformats.org/officeDocument/2006/relationships" xmlns:v="urn:schemas-microsoft-com:vml" xmlns:w="http://schemas.openxmlformats.org/wordprocessingml/2006/main" xmlns:w10="urn:schemas-microsoft-com:office:word" xmlns:wp="http://schemas.openxmlformats.org/drawingml/2006/wordprocessingDrawing" xmlns:pic="http://schemas.openxmlformats.org/drawingml/2006/picture" xmlns:wps="http://schemas.microsoft.com/office/word/2010/wordprocessingShape" xmlns:wpg="http://schemas.microsoft.com/office/word/2010/wordprocessingGroup" xmlns:mc="http://schemas.openxmlformats.org/markup-compatibility/2006" xmlns:wp14="http://schemas.microsoft.com/office/word/2010/wordprocessingDrawing" xmlns:w14="http://schemas.microsoft.com/office/word/2010/wordml" xmlns:w15="http://schemas.microsoft.com/office/word/2012/wordml" mc:Ignorable="w14 wp14 w15">
   <w:p>
     <w:pPr>
       <w:pStyle w:val="normal1"/>
       <w:tabs>
-        <w:tab w:val="center" w:pos="4252"/>
-        <w:tab w:val="center" w:pos="4819"/>
-        <w:tab w:val="right" w:pos="8504"/>
+        <w:tab w:val="clear" w:pos="720"/>
+        <w:tab w:val="center" w:pos="4252" w:leader="none"/>
+        <w:tab w:val="center" w:pos="4819" w:leader="none"/>
+        <w:tab w:val="right" w:pos="8504" w:leader="none"/>
       </w:tabs>
       <w:rPr>
         <w:color w:val="000000"/>
@@ -2338,49 +2075,47 @@
       <w:rPr>
         <w:color w:val="000000"/>
       </w:rPr>
-      <w:tab/>
-    </w:r>
-    <w:r>
-      <w:rPr>
-        <w:noProof/>
-      </w:rPr>
       <w:drawing>
-        <wp:anchor distT="0" distB="0" distL="114300" distR="114300" simplePos="0" relativeHeight="251659264" behindDoc="0" locked="0" layoutInCell="1" hidden="0" allowOverlap="1" wp14:anchorId="6B8D4DC9" wp14:editId="26EDF8C1">
+        <wp:anchor distT="0" distB="0" distL="114300" distR="114300" simplePos="0" relativeHeight="4" behindDoc="1" locked="0" layoutInCell="0" allowOverlap="1">
           <wp:simplePos x="0" y="0"/>
           <wp:positionH relativeFrom="column">
-            <wp:posOffset>167005</wp:posOffset>
+            <wp:posOffset>304800</wp:posOffset>
           </wp:positionH>
           <wp:positionV relativeFrom="paragraph">
-            <wp:posOffset>-336547</wp:posOffset>
+            <wp:posOffset>-457200</wp:posOffset>
           </wp:positionV>
-          <wp:extent cx="6059805" cy="1002030"/>
+          <wp:extent cx="5705475" cy="942340"/>
           <wp:effectExtent l="0" t="0" r="0" b="0"/>
-          <wp:wrapSquare wrapText="bothSides" distT="0" distB="0" distL="114300" distR="114300"/>
-          <wp:docPr id="21" name="image1.png"/>
-          <wp:cNvGraphicFramePr/>
+          <wp:wrapSquare wrapText="bothSides"/>
+          <wp:docPr id="3" name="image1.png"/>
+          <wp:cNvGraphicFramePr>
+            <a:graphicFrameLocks xmlns:a="http://schemas.openxmlformats.org/drawingml/2006/main" noChangeAspect="1"/>
+          </wp:cNvGraphicFramePr>
           <a:graphic xmlns:a="http://schemas.openxmlformats.org/drawingml/2006/main">
             <a:graphicData uri="http://schemas.openxmlformats.org/drawingml/2006/picture">
               <pic:pic xmlns:pic="http://schemas.openxmlformats.org/drawingml/2006/picture">
                 <pic:nvPicPr>
-                  <pic:cNvPr id="0" name="image1.png"/>
-                  <pic:cNvPicPr preferRelativeResize="0"/>
+                  <pic:cNvPr id="3" name="image1.png"/>
+                  <pic:cNvPicPr>
+                    <a:picLocks noChangeAspect="1" noChangeArrowheads="1"/>
+                  </pic:cNvPicPr>
                 </pic:nvPicPr>
                 <pic:blipFill>
                   <a:blip r:embed="rId1"/>
-                  <a:srcRect l="8654" t="4535" r="10095" b="86066"/>
+                  <a:srcRect l="8654" t="4535" r="10091" b="86055"/>
                   <a:stretch>
                     <a:fillRect/>
                   </a:stretch>
                 </pic:blipFill>
-                <pic:spPr>
+                <pic:spPr bwMode="auto">
                   <a:xfrm>
                     <a:off x="0" y="0"/>
-                    <a:ext cx="6059805" cy="1002030"/>
+                    <a:ext cx="5705475" cy="942340"/>
                   </a:xfrm>
                   <a:prstGeom prst="rect">
                     <a:avLst/>
                   </a:prstGeom>
-                  <a:ln/>
+                  <a:noFill/>
                 </pic:spPr>
               </pic:pic>
             </a:graphicData>
@@ -2388,123 +2123,48 @@
         </wp:anchor>
       </w:drawing>
     </w:r>
+    <w:r>
+      <w:rPr>
+        <w:color w:val="000000"/>
+      </w:rPr>
+      <w:tab/>
+    </w:r>
   </w:p>
 </w:hdr>
 </file>
 
 <file path=word/numbering.xml><?xml version="1.0" encoding="utf-8"?>
-<w:numbering xmlns:wpc="http://schemas.microsoft.com/office/word/2010/wordprocessingCanvas" xmlns:cx="http://schemas.microsoft.com/office/drawing/2014/chartex" xmlns:cx1="http://schemas.microsoft.com/office/drawing/2015/9/8/chartex" xmlns:cx2="http://schemas.microsoft.com/office/drawing/2015/10/21/chartex" xmlns:cx3="http://schemas.microsoft.com/office/drawing/2016/5/9/chartex" xmlns:cx4="http://schemas.microsoft.com/office/drawing/2016/5/10/chartex" xmlns:cx5="http://schemas.microsoft.com/office/drawing/2016/5/11/chartex" xmlns:cx6="http://schemas.microsoft.com/office/drawing/2016/5/12/chartex" xmlns:cx7="http://schemas.microsoft.com/office/drawing/2016/5/13/chartex" xmlns:cx8="http://schemas.microsoft.com/office/drawing/2016/5/14/chartex" xmlns:mc="http://schemas.openxmlformats.org/markup-compatibility/2006" xmlns:aink="http://schemas.microsoft.com/office/drawing/2016/ink" xmlns:am3d="http://schemas.microsoft.com/office/drawing/2017/model3d" xmlns:o="urn:schemas-microsoft-com:office:office" xmlns:oel="http://schemas.microsoft.com/office/2019/extlst" xmlns:r="http://schemas.openxmlformats.org/officeDocument/2006/relationships" xmlns:m="http://schemas.openxmlformats.org/officeDocument/2006/math" xmlns:v="urn:schemas-microsoft-com:vml" xmlns:wp14="http://schemas.microsoft.com/office/word/2010/wordprocessingDrawing" xmlns:wp="http://schemas.openxmlformats.org/drawingml/2006/wordprocessingDrawing" xmlns:w10="urn:schemas-microsoft-com:office:word" xmlns:w="http://schemas.openxmlformats.org/wordprocessingml/2006/main" xmlns:w14="http://schemas.microsoft.com/office/word/2010/wordml" xmlns:w15="http://schemas.microsoft.com/office/word/2012/wordml" xmlns:w16cex="http://schemas.microsoft.com/office/word/2018/wordml/cex" xmlns:w16cid="http://schemas.microsoft.com/office/word/2016/wordml/cid" xmlns:w16="http://schemas.microsoft.com/office/word/2018/wordml" xmlns:w16du="http://schemas.microsoft.com/office/word/2023/wordml/word16du" xmlns:w16sdtdh="http://schemas.microsoft.com/office/word/2020/wordml/sdtdatahash" xmlns:w16sdtfl="http://schemas.microsoft.com/office/word/2024/wordml/sdtformatlock" xmlns:w16se="http://schemas.microsoft.com/office/word/2015/wordml/symex" xmlns:wpg="http://schemas.microsoft.com/office/word/2010/wordprocessingGroup" xmlns:wpi="http://schemas.microsoft.com/office/word/2010/wordprocessingInk" xmlns:wne="http://schemas.microsoft.com/office/word/2006/wordml" xmlns:wps="http://schemas.microsoft.com/office/word/2010/wordprocessingShape" mc:Ignorable="w14 w15 w16se w16cid w16 w16cex w16sdtdh w16sdtfl w16du wp14">
-  <w:abstractNum w:abstractNumId="0" w15:restartNumberingAfterBreak="0">
-    <w:nsid w:val="2CA57D95"/>
-    <w:multiLevelType w:val="multilevel"/>
-    <w:tmpl w:val="17AC8B8A"/>
-    <w:lvl w:ilvl="0">
-      <w:start w:val="1"/>
-      <w:numFmt w:val="decimal"/>
-      <w:lvlText w:val=""/>
-      <w:lvlJc w:val="left"/>
-      <w:pPr>
-        <w:ind w:left="0" w:firstLine="0"/>
-      </w:pPr>
-    </w:lvl>
-    <w:lvl w:ilvl="1">
-      <w:start w:val="1"/>
-      <w:numFmt w:val="decimal"/>
-      <w:lvlText w:val=""/>
-      <w:lvlJc w:val="left"/>
-      <w:pPr>
-        <w:ind w:left="0" w:firstLine="0"/>
-      </w:pPr>
-    </w:lvl>
-    <w:lvl w:ilvl="2">
-      <w:start w:val="1"/>
-      <w:numFmt w:val="decimal"/>
-      <w:lvlText w:val=""/>
-      <w:lvlJc w:val="left"/>
-      <w:pPr>
-        <w:ind w:left="0" w:firstLine="0"/>
-      </w:pPr>
-    </w:lvl>
-    <w:lvl w:ilvl="3">
-      <w:start w:val="1"/>
-      <w:numFmt w:val="decimal"/>
-      <w:lvlText w:val=""/>
-      <w:lvlJc w:val="left"/>
-      <w:pPr>
-        <w:ind w:left="0" w:firstLine="0"/>
-      </w:pPr>
-    </w:lvl>
-    <w:lvl w:ilvl="4">
-      <w:start w:val="1"/>
-      <w:numFmt w:val="decimal"/>
-      <w:lvlText w:val=""/>
-      <w:lvlJc w:val="left"/>
-      <w:pPr>
-        <w:ind w:left="0" w:firstLine="0"/>
-      </w:pPr>
-    </w:lvl>
-    <w:lvl w:ilvl="5">
-      <w:start w:val="1"/>
-      <w:numFmt w:val="decimal"/>
-      <w:lvlText w:val=""/>
-      <w:lvlJc w:val="left"/>
-      <w:pPr>
-        <w:ind w:left="0" w:firstLine="0"/>
-      </w:pPr>
-    </w:lvl>
-    <w:lvl w:ilvl="6">
-      <w:start w:val="1"/>
-      <w:numFmt w:val="decimal"/>
-      <w:lvlText w:val=""/>
-      <w:lvlJc w:val="left"/>
-      <w:pPr>
-        <w:ind w:left="0" w:firstLine="0"/>
-      </w:pPr>
-    </w:lvl>
-    <w:lvl w:ilvl="7">
-      <w:start w:val="1"/>
-      <w:numFmt w:val="decimal"/>
-      <w:lvlText w:val=""/>
-      <w:lvlJc w:val="left"/>
-      <w:pPr>
-        <w:ind w:left="0" w:firstLine="0"/>
-      </w:pPr>
-    </w:lvl>
-    <w:lvl w:ilvl="8">
-      <w:start w:val="1"/>
-      <w:numFmt w:val="decimal"/>
-      <w:lvlText w:val=""/>
-      <w:lvlJc w:val="left"/>
-      <w:pPr>
-        <w:ind w:left="0" w:firstLine="0"/>
-      </w:pPr>
-    </w:lvl>
-  </w:abstractNum>
-  <w:abstractNum w:abstractNumId="1" w15:restartNumberingAfterBreak="0">
-    <w:nsid w:val="3E0C0E8F"/>
-    <w:multiLevelType w:val="multilevel"/>
-    <w:tmpl w:val="698ED34C"/>
+<w:numbering xmlns:w="http://schemas.openxmlformats.org/wordprocessingml/2006/main" xmlns:o="urn:schemas-microsoft-com:office:office" xmlns:r="http://schemas.openxmlformats.org/officeDocument/2006/relationships" xmlns:v="urn:schemas-microsoft-com:vml" xmlns:mc="http://schemas.openxmlformats.org/markup-compatibility/2006" xmlns:w14="http://schemas.microsoft.com/office/word/2010/wordml" mc:Ignorable="w14">
+  <w:abstractNum w:abstractNumId="1">
     <w:lvl w:ilvl="0">
       <w:start w:val="1"/>
       <w:numFmt w:val="bullet"/>
-      <w:lvlText w:val="●"/>
-      <w:lvlJc w:val="left"/>
-      <w:pPr>
-        <w:ind w:left="720" w:hanging="360"/>
+      <w:lvlText w:val=""/>
+      <w:lvlJc w:val="start"/>
+      <w:pPr>
+        <w:tabs>
+          <w:tab w:val="num" w:pos="0"/>
+        </w:tabs>
+        <w:ind w:start="720" w:hanging="360"/>
       </w:pPr>
       <w:rPr>
+        <w:rFonts w:ascii="Wingdings" w:hAnsi="Wingdings" w:cs="Wingdings" w:hint="default"/>
         <w:u w:val="none"/>
       </w:rPr>
     </w:lvl>
     <w:lvl w:ilvl="1">
       <w:start w:val="1"/>
       <w:numFmt w:val="bullet"/>
-      <w:lvlText w:val="○"/>
-      <w:lvlJc w:val="left"/>
-      <w:pPr>
-        <w:ind w:left="1440" w:hanging="360"/>
+      <w:lvlText w:val=""/>
+      <w:lvlJc w:val="start"/>
+      <w:pPr>
+        <w:tabs>
+          <w:tab w:val="num" w:pos="0"/>
+        </w:tabs>
+        <w:ind w:start="1440" w:hanging="360"/>
       </w:pPr>
       <w:rPr>
+        <w:rFonts w:ascii="Wingdings 2" w:hAnsi="Wingdings 2" w:cs="Wingdings 2" w:hint="default"/>
         <w:u w:val="none"/>
       </w:rPr>
     </w:lvl>
@@ -2512,35 +2172,47 @@
       <w:start w:val="1"/>
       <w:numFmt w:val="bullet"/>
       <w:lvlText w:val="■"/>
-      <w:lvlJc w:val="left"/>
-      <w:pPr>
-        <w:ind w:left="2160" w:hanging="360"/>
+      <w:lvlJc w:val="start"/>
+      <w:pPr>
+        <w:tabs>
+          <w:tab w:val="num" w:pos="0"/>
+        </w:tabs>
+        <w:ind w:start="2160" w:hanging="360"/>
       </w:pPr>
       <w:rPr>
+        <w:rFonts w:ascii="OpenSymbol" w:hAnsi="OpenSymbol" w:cs="OpenSymbol" w:hint="default"/>
         <w:u w:val="none"/>
       </w:rPr>
     </w:lvl>
     <w:lvl w:ilvl="3">
       <w:start w:val="1"/>
       <w:numFmt w:val="bullet"/>
-      <w:lvlText w:val="●"/>
-      <w:lvlJc w:val="left"/>
-      <w:pPr>
-        <w:ind w:left="2880" w:hanging="360"/>
+      <w:lvlText w:val=""/>
+      <w:lvlJc w:val="start"/>
+      <w:pPr>
+        <w:tabs>
+          <w:tab w:val="num" w:pos="0"/>
+        </w:tabs>
+        <w:ind w:start="2880" w:hanging="360"/>
       </w:pPr>
       <w:rPr>
+        <w:rFonts w:ascii="Wingdings" w:hAnsi="Wingdings" w:cs="Wingdings" w:hint="default"/>
         <w:u w:val="none"/>
       </w:rPr>
     </w:lvl>
     <w:lvl w:ilvl="4">
       <w:start w:val="1"/>
       <w:numFmt w:val="bullet"/>
-      <w:lvlText w:val="○"/>
-      <w:lvlJc w:val="left"/>
-      <w:pPr>
-        <w:ind w:left="3600" w:hanging="360"/>
+      <w:lvlText w:val=""/>
+      <w:lvlJc w:val="start"/>
+      <w:pPr>
+        <w:tabs>
+          <w:tab w:val="num" w:pos="0"/>
+        </w:tabs>
+        <w:ind w:start="3600" w:hanging="360"/>
       </w:pPr>
       <w:rPr>
+        <w:rFonts w:ascii="Wingdings 2" w:hAnsi="Wingdings 2" w:cs="Wingdings 2" w:hint="default"/>
         <w:u w:val="none"/>
       </w:rPr>
     </w:lvl>
@@ -2548,35 +2220,47 @@
       <w:start w:val="1"/>
       <w:numFmt w:val="bullet"/>
       <w:lvlText w:val="■"/>
-      <w:lvlJc w:val="left"/>
-      <w:pPr>
-        <w:ind w:left="4320" w:hanging="360"/>
+      <w:lvlJc w:val="start"/>
+      <w:pPr>
+        <w:tabs>
+          <w:tab w:val="num" w:pos="0"/>
+        </w:tabs>
+        <w:ind w:start="4320" w:hanging="360"/>
       </w:pPr>
       <w:rPr>
+        <w:rFonts w:ascii="OpenSymbol" w:hAnsi="OpenSymbol" w:cs="OpenSymbol" w:hint="default"/>
         <w:u w:val="none"/>
       </w:rPr>
     </w:lvl>
     <w:lvl w:ilvl="6">
       <w:start w:val="1"/>
       <w:numFmt w:val="bullet"/>
-      <w:lvlText w:val="●"/>
-      <w:lvlJc w:val="left"/>
-      <w:pPr>
-        <w:ind w:left="5040" w:hanging="360"/>
+      <w:lvlText w:val=""/>
+      <w:lvlJc w:val="start"/>
+      <w:pPr>
+        <w:tabs>
+          <w:tab w:val="num" w:pos="0"/>
+        </w:tabs>
+        <w:ind w:start="5040" w:hanging="360"/>
       </w:pPr>
       <w:rPr>
+        <w:rFonts w:ascii="Wingdings" w:hAnsi="Wingdings" w:cs="Wingdings" w:hint="default"/>
         <w:u w:val="none"/>
       </w:rPr>
     </w:lvl>
     <w:lvl w:ilvl="7">
       <w:start w:val="1"/>
       <w:numFmt w:val="bullet"/>
-      <w:lvlText w:val="○"/>
-      <w:lvlJc w:val="left"/>
-      <w:pPr>
-        <w:ind w:left="5760" w:hanging="360"/>
+      <w:lvlText w:val=""/>
+      <w:lvlJc w:val="start"/>
+      <w:pPr>
+        <w:tabs>
+          <w:tab w:val="num" w:pos="0"/>
+        </w:tabs>
+        <w:ind w:start="5760" w:hanging="360"/>
       </w:pPr>
       <w:rPr>
+        <w:rFonts w:ascii="Wingdings 2" w:hAnsi="Wingdings 2" w:cs="Wingdings 2" w:hint="default"/>
         <w:u w:val="none"/>
       </w:rPr>
     </w:lvl>
@@ -2584,48 +2268,297 @@
       <w:start w:val="1"/>
       <w:numFmt w:val="bullet"/>
       <w:lvlText w:val="■"/>
-      <w:lvlJc w:val="left"/>
-      <w:pPr>
-        <w:ind w:left="6480" w:hanging="360"/>
+      <w:lvlJc w:val="start"/>
+      <w:pPr>
+        <w:tabs>
+          <w:tab w:val="num" w:pos="0"/>
+        </w:tabs>
+        <w:ind w:start="6480" w:hanging="360"/>
       </w:pPr>
       <w:rPr>
+        <w:rFonts w:ascii="OpenSymbol" w:hAnsi="OpenSymbol" w:cs="OpenSymbol" w:hint="default"/>
         <w:u w:val="none"/>
       </w:rPr>
     </w:lvl>
   </w:abstractNum>
-  <w:num w:numId="1" w16cid:durableId="50035923">
+  <w:abstractNum w:abstractNumId="2">
+    <w:lvl w:ilvl="0">
+      <w:start w:val="1"/>
+      <w:numFmt w:val="decimal"/>
+      <w:lvlText w:val=""/>
+      <w:lvlJc w:val="start"/>
+      <w:pPr>
+        <w:tabs>
+          <w:tab w:val="num" w:pos="0"/>
+        </w:tabs>
+        <w:ind w:start="0" w:hanging="0"/>
+      </w:pPr>
+      <w:rPr/>
+    </w:lvl>
+    <w:lvl w:ilvl="1">
+      <w:start w:val="1"/>
+      <w:numFmt w:val="decimal"/>
+      <w:lvlText w:val=""/>
+      <w:lvlJc w:val="start"/>
+      <w:pPr>
+        <w:tabs>
+          <w:tab w:val="num" w:pos="0"/>
+        </w:tabs>
+        <w:ind w:start="0" w:hanging="0"/>
+      </w:pPr>
+      <w:rPr/>
+    </w:lvl>
+    <w:lvl w:ilvl="2">
+      <w:start w:val="1"/>
+      <w:numFmt w:val="decimal"/>
+      <w:lvlText w:val=""/>
+      <w:lvlJc w:val="start"/>
+      <w:pPr>
+        <w:tabs>
+          <w:tab w:val="num" w:pos="0"/>
+        </w:tabs>
+        <w:ind w:start="0" w:hanging="0"/>
+      </w:pPr>
+      <w:rPr/>
+    </w:lvl>
+    <w:lvl w:ilvl="3">
+      <w:start w:val="1"/>
+      <w:numFmt w:val="decimal"/>
+      <w:lvlText w:val=""/>
+      <w:lvlJc w:val="start"/>
+      <w:pPr>
+        <w:tabs>
+          <w:tab w:val="num" w:pos="0"/>
+        </w:tabs>
+        <w:ind w:start="0" w:hanging="0"/>
+      </w:pPr>
+      <w:rPr/>
+    </w:lvl>
+    <w:lvl w:ilvl="4">
+      <w:start w:val="1"/>
+      <w:numFmt w:val="decimal"/>
+      <w:lvlText w:val=""/>
+      <w:lvlJc w:val="start"/>
+      <w:pPr>
+        <w:tabs>
+          <w:tab w:val="num" w:pos="0"/>
+        </w:tabs>
+        <w:ind w:start="0" w:hanging="0"/>
+      </w:pPr>
+      <w:rPr/>
+    </w:lvl>
+    <w:lvl w:ilvl="5">
+      <w:start w:val="1"/>
+      <w:numFmt w:val="decimal"/>
+      <w:lvlText w:val=""/>
+      <w:lvlJc w:val="start"/>
+      <w:pPr>
+        <w:tabs>
+          <w:tab w:val="num" w:pos="0"/>
+        </w:tabs>
+        <w:ind w:start="0" w:hanging="0"/>
+      </w:pPr>
+      <w:rPr/>
+    </w:lvl>
+    <w:lvl w:ilvl="6">
+      <w:start w:val="1"/>
+      <w:numFmt w:val="decimal"/>
+      <w:lvlText w:val=""/>
+      <w:lvlJc w:val="start"/>
+      <w:pPr>
+        <w:tabs>
+          <w:tab w:val="num" w:pos="0"/>
+        </w:tabs>
+        <w:ind w:start="0" w:hanging="0"/>
+      </w:pPr>
+      <w:rPr/>
+    </w:lvl>
+    <w:lvl w:ilvl="7">
+      <w:start w:val="1"/>
+      <w:numFmt w:val="decimal"/>
+      <w:lvlText w:val=""/>
+      <w:lvlJc w:val="start"/>
+      <w:pPr>
+        <w:tabs>
+          <w:tab w:val="num" w:pos="0"/>
+        </w:tabs>
+        <w:ind w:start="0" w:hanging="0"/>
+      </w:pPr>
+      <w:rPr/>
+    </w:lvl>
+    <w:lvl w:ilvl="8">
+      <w:start w:val="1"/>
+      <w:numFmt w:val="decimal"/>
+      <w:lvlText w:val=""/>
+      <w:lvlJc w:val="start"/>
+      <w:pPr>
+        <w:tabs>
+          <w:tab w:val="num" w:pos="0"/>
+        </w:tabs>
+        <w:ind w:start="0" w:hanging="0"/>
+      </w:pPr>
+      <w:rPr/>
+    </w:lvl>
+  </w:abstractNum>
+  <w:abstractNum w:abstractNumId="3">
+    <w:lvl w:ilvl="0">
+      <w:start w:val="1"/>
+      <w:numFmt w:val="none"/>
+      <w:suff w:val="nothing"/>
+      <w:lvlText w:val=""/>
+      <w:lvlJc w:val="start"/>
+      <w:pPr>
+        <w:tabs>
+          <w:tab w:val="num" w:pos="0"/>
+        </w:tabs>
+        <w:ind w:start="0" w:hanging="0"/>
+      </w:pPr>
+    </w:lvl>
+    <w:lvl w:ilvl="1">
+      <w:start w:val="1"/>
+      <w:numFmt w:val="none"/>
+      <w:suff w:val="nothing"/>
+      <w:lvlText w:val=""/>
+      <w:lvlJc w:val="start"/>
+      <w:pPr>
+        <w:tabs>
+          <w:tab w:val="num" w:pos="0"/>
+        </w:tabs>
+        <w:ind w:start="0" w:hanging="0"/>
+      </w:pPr>
+    </w:lvl>
+    <w:lvl w:ilvl="2">
+      <w:start w:val="1"/>
+      <w:numFmt w:val="none"/>
+      <w:suff w:val="nothing"/>
+      <w:lvlText w:val=""/>
+      <w:lvlJc w:val="start"/>
+      <w:pPr>
+        <w:tabs>
+          <w:tab w:val="num" w:pos="0"/>
+        </w:tabs>
+        <w:ind w:start="0" w:hanging="0"/>
+      </w:pPr>
+    </w:lvl>
+    <w:lvl w:ilvl="3">
+      <w:start w:val="1"/>
+      <w:numFmt w:val="none"/>
+      <w:suff w:val="nothing"/>
+      <w:lvlText w:val=""/>
+      <w:lvlJc w:val="start"/>
+      <w:pPr>
+        <w:tabs>
+          <w:tab w:val="num" w:pos="0"/>
+        </w:tabs>
+        <w:ind w:start="0" w:hanging="0"/>
+      </w:pPr>
+    </w:lvl>
+    <w:lvl w:ilvl="4">
+      <w:start w:val="1"/>
+      <w:numFmt w:val="none"/>
+      <w:suff w:val="nothing"/>
+      <w:lvlText w:val=""/>
+      <w:lvlJc w:val="start"/>
+      <w:pPr>
+        <w:tabs>
+          <w:tab w:val="num" w:pos="0"/>
+        </w:tabs>
+        <w:ind w:start="0" w:hanging="0"/>
+      </w:pPr>
+    </w:lvl>
+    <w:lvl w:ilvl="5">
+      <w:start w:val="1"/>
+      <w:numFmt w:val="none"/>
+      <w:suff w:val="nothing"/>
+      <w:lvlText w:val=""/>
+      <w:lvlJc w:val="start"/>
+      <w:pPr>
+        <w:tabs>
+          <w:tab w:val="num" w:pos="0"/>
+        </w:tabs>
+        <w:ind w:start="0" w:hanging="0"/>
+      </w:pPr>
+    </w:lvl>
+    <w:lvl w:ilvl="6">
+      <w:start w:val="1"/>
+      <w:numFmt w:val="none"/>
+      <w:suff w:val="nothing"/>
+      <w:lvlText w:val=""/>
+      <w:lvlJc w:val="start"/>
+      <w:pPr>
+        <w:tabs>
+          <w:tab w:val="num" w:pos="0"/>
+        </w:tabs>
+        <w:ind w:start="0" w:hanging="0"/>
+      </w:pPr>
+    </w:lvl>
+    <w:lvl w:ilvl="7">
+      <w:start w:val="1"/>
+      <w:numFmt w:val="none"/>
+      <w:suff w:val="nothing"/>
+      <w:lvlText w:val=""/>
+      <w:lvlJc w:val="start"/>
+      <w:pPr>
+        <w:tabs>
+          <w:tab w:val="num" w:pos="0"/>
+        </w:tabs>
+        <w:ind w:start="0" w:hanging="0"/>
+      </w:pPr>
+    </w:lvl>
+    <w:lvl w:ilvl="8">
+      <w:start w:val="1"/>
+      <w:numFmt w:val="none"/>
+      <w:suff w:val="nothing"/>
+      <w:lvlText w:val=""/>
+      <w:lvlJc w:val="start"/>
+      <w:pPr>
+        <w:tabs>
+          <w:tab w:val="num" w:pos="0"/>
+        </w:tabs>
+        <w:ind w:start="0" w:hanging="0"/>
+      </w:pPr>
+    </w:lvl>
+  </w:abstractNum>
+  <w:num w:numId="1">
     <w:abstractNumId w:val="1"/>
   </w:num>
-  <w:num w:numId="2" w16cid:durableId="355349317">
-    <w:abstractNumId w:val="0"/>
+  <w:num w:numId="2">
+    <w:abstractNumId w:val="2"/>
+  </w:num>
+  <w:num w:numId="3">
+    <w:abstractNumId w:val="3"/>
   </w:num>
 </w:numbering>
 </file>
 
 <file path=word/styles.xml><?xml version="1.0" encoding="utf-8"?>
-<w:styles xmlns:mc="http://schemas.openxmlformats.org/markup-compatibility/2006" xmlns:r="http://schemas.openxmlformats.org/officeDocument/2006/relationships" xmlns:w="http://schemas.openxmlformats.org/wordprocessingml/2006/main" xmlns:w14="http://schemas.microsoft.com/office/word/2010/wordml" xmlns:w15="http://schemas.microsoft.com/office/word/2012/wordml" xmlns:w16cex="http://schemas.microsoft.com/office/word/2018/wordml/cex" xmlns:w16cid="http://schemas.microsoft.com/office/word/2016/wordml/cid" xmlns:w16="http://schemas.microsoft.com/office/word/2018/wordml" xmlns:w16du="http://schemas.microsoft.com/office/word/2023/wordml/word16du" xmlns:w16sdtdh="http://schemas.microsoft.com/office/word/2020/wordml/sdtdatahash" xmlns:w16sdtfl="http://schemas.microsoft.com/office/word/2024/wordml/sdtformatlock" xmlns:w16se="http://schemas.microsoft.com/office/word/2015/wordml/symex" mc:Ignorable="w14 w15 w16se w16cid w16 w16cex w16sdtdh w16sdtfl w16du">
+<w:styles xmlns:w="http://schemas.openxmlformats.org/wordprocessingml/2006/main" xmlns:w14="http://schemas.microsoft.com/office/word/2010/wordml" xmlns:mc="http://schemas.openxmlformats.org/markup-compatibility/2006" mc:Ignorable="w14">
   <w:docDefaults>
     <w:rPrDefault>
       <w:rPr>
-        <w:rFonts w:ascii="Liberation Serif" w:eastAsia="Liberation Serif" w:hAnsi="Liberation Serif" w:cs="Liberation Serif"/>
+        <w:rFonts w:ascii="Liberation Serif" w:hAnsi="Liberation Serif" w:eastAsia="Liberation Serif" w:cs="Liberation Serif"/>
         <w:sz w:val="24"/>
         <w:szCs w:val="24"/>
         <w:lang w:val="pt-BR" w:eastAsia="pt-BR" w:bidi="ar-SA"/>
       </w:rPr>
     </w:rPrDefault>
-    <w:pPrDefault/>
+    <w:pPrDefault>
+      <w:pPr>
+        <w:suppressAutoHyphens w:val="true"/>
+      </w:pPr>
+    </w:pPrDefault>
   </w:docDefaults>
   <w:latentStyles w:defLockedState="0" w:defUIPriority="99" w:defSemiHidden="0" w:defUnhideWhenUsed="0" w:defQFormat="0" w:count="376">
     <w:lsdException w:name="Normal" w:uiPriority="0" w:qFormat="1"/>
     <w:lsdException w:name="heading 1" w:uiPriority="9" w:qFormat="1"/>
-    <w:lsdException w:name="heading 2" w:semiHidden="1" w:uiPriority="9" w:unhideWhenUsed="1" w:qFormat="1"/>
-    <w:lsdException w:name="heading 3" w:semiHidden="1" w:uiPriority="9" w:unhideWhenUsed="1" w:qFormat="1"/>
-    <w:lsdException w:name="heading 4" w:semiHidden="1" w:uiPriority="9" w:unhideWhenUsed="1" w:qFormat="1"/>
-    <w:lsdException w:name="heading 5" w:semiHidden="1" w:uiPriority="9" w:unhideWhenUsed="1" w:qFormat="1"/>
-    <w:lsdException w:name="heading 6" w:semiHidden="1" w:uiPriority="9" w:unhideWhenUsed="1" w:qFormat="1"/>
-    <w:lsdException w:name="heading 7" w:semiHidden="1" w:uiPriority="9" w:unhideWhenUsed="1" w:qFormat="1"/>
-    <w:lsdException w:name="heading 8" w:semiHidden="1" w:uiPriority="9" w:unhideWhenUsed="1" w:qFormat="1"/>
-    <w:lsdException w:name="heading 9" w:semiHidden="1" w:uiPriority="9" w:unhideWhenUsed="1" w:qFormat="1"/>
+    <w:lsdException w:name="heading 2" w:uiPriority="9" w:semiHidden="1" w:unhideWhenUsed="1" w:qFormat="1"/>
+    <w:lsdException w:name="heading 3" w:uiPriority="9" w:semiHidden="1" w:unhideWhenUsed="1" w:qFormat="1"/>
+    <w:lsdException w:name="heading 4" w:uiPriority="9" w:semiHidden="1" w:unhideWhenUsed="1" w:qFormat="1"/>
+    <w:lsdException w:name="heading 5" w:uiPriority="9" w:semiHidden="1" w:unhideWhenUsed="1" w:qFormat="1"/>
+    <w:lsdException w:name="heading 6" w:uiPriority="9" w:semiHidden="1" w:unhideWhenUsed="1" w:qFormat="1"/>
+    <w:lsdException w:name="heading 7" w:uiPriority="9" w:semiHidden="1" w:unhideWhenUsed="1" w:qFormat="1"/>
+    <w:lsdException w:name="heading 8" w:uiPriority="9" w:semiHidden="1" w:unhideWhenUsed="1" w:qFormat="1"/>
+    <w:lsdException w:name="heading 9" w:uiPriority="9" w:semiHidden="1" w:unhideWhenUsed="1" w:qFormat="1"/>
     <w:lsdException w:name="index 1" w:semiHidden="1" w:unhideWhenUsed="1"/>
     <w:lsdException w:name="index 2" w:semiHidden="1" w:unhideWhenUsed="1"/>
     <w:lsdException w:name="index 3" w:semiHidden="1" w:unhideWhenUsed="1"/>
@@ -2635,22 +2568,22 @@
     <w:lsdException w:name="index 7" w:semiHidden="1" w:unhideWhenUsed="1"/>
     <w:lsdException w:name="index 8" w:semiHidden="1" w:unhideWhenUsed="1"/>
     <w:lsdException w:name="index 9" w:semiHidden="1" w:unhideWhenUsed="1"/>
-    <w:lsdException w:name="toc 1" w:semiHidden="1" w:uiPriority="39" w:unhideWhenUsed="1"/>
-    <w:lsdException w:name="toc 2" w:semiHidden="1" w:uiPriority="39" w:unhideWhenUsed="1"/>
-    <w:lsdException w:name="toc 3" w:semiHidden="1" w:uiPriority="39" w:unhideWhenUsed="1"/>
-    <w:lsdException w:name="toc 4" w:semiHidden="1" w:uiPriority="39" w:unhideWhenUsed="1"/>
-    <w:lsdException w:name="toc 5" w:semiHidden="1" w:uiPriority="39" w:unhideWhenUsed="1"/>
-    <w:lsdException w:name="toc 6" w:semiHidden="1" w:uiPriority="39" w:unhideWhenUsed="1"/>
-    <w:lsdException w:name="toc 7" w:semiHidden="1" w:uiPriority="39" w:unhideWhenUsed="1"/>
-    <w:lsdException w:name="toc 8" w:semiHidden="1" w:uiPriority="39" w:unhideWhenUsed="1"/>
-    <w:lsdException w:name="toc 9" w:semiHidden="1" w:uiPriority="39" w:unhideWhenUsed="1"/>
+    <w:lsdException w:name="toc 1" w:uiPriority="39" w:semiHidden="1" w:unhideWhenUsed="1"/>
+    <w:lsdException w:name="toc 2" w:uiPriority="39" w:semiHidden="1" w:unhideWhenUsed="1"/>
+    <w:lsdException w:name="toc 3" w:uiPriority="39" w:semiHidden="1" w:unhideWhenUsed="1"/>
+    <w:lsdException w:name="toc 4" w:uiPriority="39" w:semiHidden="1" w:unhideWhenUsed="1"/>
+    <w:lsdException w:name="toc 5" w:uiPriority="39" w:semiHidden="1" w:unhideWhenUsed="1"/>
+    <w:lsdException w:name="toc 6" w:uiPriority="39" w:semiHidden="1" w:unhideWhenUsed="1"/>
+    <w:lsdException w:name="toc 7" w:uiPriority="39" w:semiHidden="1" w:unhideWhenUsed="1"/>
+    <w:lsdException w:name="toc 8" w:uiPriority="39" w:semiHidden="1" w:unhideWhenUsed="1"/>
+    <w:lsdException w:name="toc 9" w:uiPriority="39" w:semiHidden="1" w:unhideWhenUsed="1"/>
     <w:lsdException w:name="Normal Indent" w:semiHidden="1" w:unhideWhenUsed="1"/>
     <w:lsdException w:name="footnote text" w:semiHidden="1" w:unhideWhenUsed="1"/>
     <w:lsdException w:name="annotation text" w:semiHidden="1" w:unhideWhenUsed="1"/>
     <w:lsdException w:name="header" w:semiHidden="1" w:unhideWhenUsed="1"/>
     <w:lsdException w:name="footer" w:semiHidden="1" w:unhideWhenUsed="1"/>
     <w:lsdException w:name="index heading" w:semiHidden="1" w:unhideWhenUsed="1"/>
-    <w:lsdException w:name="caption" w:semiHidden="1" w:uiPriority="35" w:unhideWhenUsed="1" w:qFormat="1"/>
+    <w:lsdException w:name="caption" w:uiPriority="35" w:semiHidden="1" w:unhideWhenUsed="1" w:qFormat="1"/>
     <w:lsdException w:name="table of figures" w:semiHidden="1" w:unhideWhenUsed="1"/>
     <w:lsdException w:name="envelope address" w:semiHidden="1" w:unhideWhenUsed="1"/>
     <w:lsdException w:name="envelope return" w:semiHidden="1" w:unhideWhenUsed="1"/>
@@ -2681,7 +2614,7 @@
     <w:lsdException w:name="Title" w:uiPriority="10" w:qFormat="1"/>
     <w:lsdException w:name="Closing" w:semiHidden="1" w:unhideWhenUsed="1"/>
     <w:lsdException w:name="Signature" w:semiHidden="1" w:unhideWhenUsed="1"/>
-    <w:lsdException w:name="Default Paragraph Font" w:semiHidden="1" w:uiPriority="1" w:unhideWhenUsed="1"/>
+    <w:lsdException w:name="Default Paragraph Font" w:uiPriority="1" w:semiHidden="1" w:unhideWhenUsed="1"/>
     <w:lsdException w:name="Body Text" w:semiHidden="1" w:unhideWhenUsed="1"/>
     <w:lsdException w:name="Body Text Indent" w:semiHidden="1" w:unhideWhenUsed="1"/>
     <w:lsdException w:name="List Continue" w:semiHidden="1" w:unhideWhenUsed="1"/>
@@ -2881,8 +2814,8 @@
     <w:lsdException w:name="Subtle Reference" w:uiPriority="31" w:qFormat="1"/>
     <w:lsdException w:name="Intense Reference" w:uiPriority="32" w:qFormat="1"/>
     <w:lsdException w:name="Book Title" w:uiPriority="33" w:qFormat="1"/>
-    <w:lsdException w:name="Bibliography" w:semiHidden="1" w:uiPriority="37" w:unhideWhenUsed="1"/>
-    <w:lsdException w:name="TOC Heading" w:semiHidden="1" w:uiPriority="39" w:unhideWhenUsed="1" w:qFormat="1"/>
+    <w:lsdException w:name="Bibliography" w:uiPriority="37" w:semiHidden="1" w:unhideWhenUsed="1"/>
+    <w:lsdException w:name="TOC Heading" w:uiPriority="39" w:semiHidden="1" w:unhideWhenUsed="1" w:qFormat="1"/>
     <w:lsdException w:name="Plain Table 1" w:uiPriority="41"/>
     <w:lsdException w:name="Plain Table 2" w:uiPriority="42"/>
     <w:lsdException w:name="Plain Table 3" w:uiPriority="43"/>
@@ -2993,24 +2926,33 @@
     <w:lsdException w:name="Unresolved Mention" w:semiHidden="1" w:unhideWhenUsed="1"/>
     <w:lsdException w:name="Smart Link" w:semiHidden="1" w:unhideWhenUsed="1"/>
   </w:latentStyles>
-  <w:style w:type="paragraph" w:default="1" w:styleId="Normal">
+  <w:style w:type="paragraph" w:styleId="Normal" w:default="1">
     <w:name w:val="Normal"/>
     <w:qFormat/>
     <w:pPr>
-      <w:suppressAutoHyphens/>
+      <w:widowControl/>
+      <w:suppressAutoHyphens w:val="true"/>
+      <w:bidi w:val="0"/>
+      <w:spacing w:before="0" w:after="0"/>
+      <w:jc w:val="start"/>
     </w:pPr>
     <w:rPr>
-      <w:lang w:eastAsia="zh-CN" w:bidi="hi-IN"/>
+      <w:rFonts w:ascii="Liberation Serif" w:hAnsi="Liberation Serif" w:eastAsia="Liberation Serif" w:cs="Liberation Serif"/>
+      <w:color w:val="auto"/>
+      <w:kern w:val="0"/>
+      <w:sz w:val="24"/>
+      <w:szCs w:val="24"/>
+      <w:lang w:eastAsia="zh-CN" w:bidi="hi-IN" w:val="pt-BR"/>
     </w:rPr>
   </w:style>
-  <w:style w:type="paragraph" w:styleId="Ttulo1">
+  <w:style w:type="paragraph" w:styleId="Heading1">
     <w:name w:val="heading 1"/>
     <w:basedOn w:val="normal1"/>
     <w:next w:val="normal1"/>
     <w:uiPriority w:val="9"/>
     <w:qFormat/>
     <w:pPr>
-      <w:keepNext/>
+      <w:keepNext w:val="true"/>
       <w:keepLines/>
       <w:spacing w:before="480" w:after="120"/>
       <w:outlineLvl w:val="0"/>
@@ -3021,7 +2963,7 @@
       <w:szCs w:val="48"/>
     </w:rPr>
   </w:style>
-  <w:style w:type="paragraph" w:styleId="Ttulo2">
+  <w:style w:type="paragraph" w:styleId="Heading2">
     <w:name w:val="heading 2"/>
     <w:basedOn w:val="normal1"/>
     <w:next w:val="normal1"/>
@@ -3030,7 +2972,7 @@
     <w:unhideWhenUsed/>
     <w:qFormat/>
     <w:pPr>
-      <w:keepNext/>
+      <w:keepNext w:val="true"/>
       <w:keepLines/>
       <w:spacing w:before="360" w:after="80"/>
       <w:outlineLvl w:val="1"/>
@@ -3041,7 +2983,7 @@
       <w:szCs w:val="36"/>
     </w:rPr>
   </w:style>
-  <w:style w:type="paragraph" w:styleId="Ttulo3">
+  <w:style w:type="paragraph" w:styleId="Heading3">
     <w:name w:val="heading 3"/>
     <w:basedOn w:val="normal1"/>
     <w:next w:val="normal1"/>
@@ -3050,7 +2992,7 @@
     <w:unhideWhenUsed/>
     <w:qFormat/>
     <w:pPr>
-      <w:keepNext/>
+      <w:keepNext w:val="true"/>
       <w:keepLines/>
       <w:spacing w:before="280" w:after="80"/>
       <w:outlineLvl w:val="2"/>
@@ -3061,7 +3003,7 @@
       <w:szCs w:val="28"/>
     </w:rPr>
   </w:style>
-  <w:style w:type="paragraph" w:styleId="Ttulo4">
+  <w:style w:type="paragraph" w:styleId="Heading4">
     <w:name w:val="heading 4"/>
     <w:basedOn w:val="normal1"/>
     <w:next w:val="normal1"/>
@@ -3070,7 +3012,7 @@
     <w:unhideWhenUsed/>
     <w:qFormat/>
     <w:pPr>
-      <w:keepNext/>
+      <w:keepNext w:val="true"/>
       <w:keepLines/>
       <w:spacing w:before="240" w:after="40"/>
       <w:outlineLvl w:val="3"/>
@@ -3079,7 +3021,7 @@
       <w:b/>
     </w:rPr>
   </w:style>
-  <w:style w:type="paragraph" w:styleId="Ttulo5">
+  <w:style w:type="paragraph" w:styleId="Heading5">
     <w:name w:val="heading 5"/>
     <w:basedOn w:val="normal1"/>
     <w:next w:val="normal1"/>
@@ -3088,7 +3030,7 @@
     <w:unhideWhenUsed/>
     <w:qFormat/>
     <w:pPr>
-      <w:keepNext/>
+      <w:keepNext w:val="true"/>
       <w:keepLines/>
       <w:spacing w:before="220" w:after="40"/>
       <w:outlineLvl w:val="4"/>
@@ -3099,7 +3041,7 @@
       <w:szCs w:val="22"/>
     </w:rPr>
   </w:style>
-  <w:style w:type="paragraph" w:styleId="Ttulo6">
+  <w:style w:type="paragraph" w:styleId="Heading6">
     <w:name w:val="heading 6"/>
     <w:basedOn w:val="normal1"/>
     <w:next w:val="normal1"/>
@@ -3108,7 +3050,7 @@
     <w:unhideWhenUsed/>
     <w:qFormat/>
     <w:pPr>
-      <w:keepNext/>
+      <w:keepNext w:val="true"/>
       <w:keepLines/>
       <w:spacing w:before="200" w:after="40"/>
       <w:outlineLvl w:val="5"/>
@@ -3119,104 +3061,35 @@
       <w:szCs w:val="20"/>
     </w:rPr>
   </w:style>
-  <w:style w:type="character" w:default="1" w:styleId="Fontepargpadro">
+  <w:style w:type="character" w:styleId="DefaultParagraphFont" w:default="1">
     <w:name w:val="Default Paragraph Font"/>
     <w:uiPriority w:val="1"/>
     <w:semiHidden/>
     <w:unhideWhenUsed/>
-  </w:style>
-  <w:style w:type="table" w:default="1" w:styleId="Tabelanormal">
-    <w:name w:val="Normal Table"/>
-    <w:uiPriority w:val="99"/>
-    <w:semiHidden/>
-    <w:unhideWhenUsed/>
-    <w:tblPr>
-      <w:tblInd w:w="0" w:type="dxa"/>
-      <w:tblCellMar>
-        <w:top w:w="0" w:type="dxa"/>
-        <w:left w:w="108" w:type="dxa"/>
-        <w:bottom w:w="0" w:type="dxa"/>
-        <w:right w:w="108" w:type="dxa"/>
-      </w:tblCellMar>
-    </w:tblPr>
-  </w:style>
-  <w:style w:type="numbering" w:default="1" w:styleId="Semlista">
-    <w:name w:val="No List"/>
-    <w:uiPriority w:val="99"/>
-    <w:semiHidden/>
-    <w:unhideWhenUsed/>
-  </w:style>
-  <w:style w:type="table" w:customStyle="1" w:styleId="TableNormal">
-    <w:name w:val="TableNormal"/>
-    <w:tblPr>
-      <w:tblCellMar>
-        <w:top w:w="100" w:type="dxa"/>
-        <w:left w:w="100" w:type="dxa"/>
-        <w:bottom w:w="100" w:type="dxa"/>
-        <w:right w:w="100" w:type="dxa"/>
-      </w:tblCellMar>
-    </w:tblPr>
-  </w:style>
-  <w:style w:type="paragraph" w:styleId="Ttulo">
-    <w:name w:val="Title"/>
-    <w:basedOn w:val="normal1"/>
-    <w:next w:val="normal1"/>
-    <w:uiPriority w:val="10"/>
     <w:qFormat/>
-    <w:pPr>
-      <w:keepNext/>
-      <w:keepLines/>
-      <w:spacing w:before="480" w:after="120"/>
-    </w:pPr>
-    <w:rPr>
-      <w:b/>
-      <w:sz w:val="72"/>
-      <w:szCs w:val="72"/>
-    </w:rPr>
-  </w:style>
-  <w:style w:type="table" w:customStyle="1" w:styleId="TableNormal0">
-    <w:name w:val="Table Normal"/>
-    <w:tblPr>
-      <w:tblCellMar>
-        <w:top w:w="0" w:type="dxa"/>
-        <w:left w:w="0" w:type="dxa"/>
-        <w:bottom w:w="0" w:type="dxa"/>
-        <w:right w:w="0" w:type="dxa"/>
-      </w:tblCellMar>
-    </w:tblPr>
-  </w:style>
-  <w:style w:type="table" w:customStyle="1" w:styleId="TableNormal1">
-    <w:name w:val="Table Normal"/>
-    <w:tblPr>
-      <w:tblCellMar>
-        <w:top w:w="0" w:type="dxa"/>
-        <w:left w:w="0" w:type="dxa"/>
-        <w:bottom w:w="0" w:type="dxa"/>
-        <w:right w:w="0" w:type="dxa"/>
-      </w:tblCellMar>
-    </w:tblPr>
-  </w:style>
-  <w:style w:type="character" w:customStyle="1" w:styleId="CabealhoChar">
+    <w:rPr/>
+  </w:style>
+  <w:style w:type="character" w:styleId="CabealhoChar" w:customStyle="1">
     <w:name w:val="Cabeçalho Char"/>
-    <w:basedOn w:val="Fontepargpadro"/>
+    <w:basedOn w:val="DefaultParagraphFont"/>
     <w:qFormat/>
     <w:rPr>
       <w:rFonts w:cs="Mangal"/>
       <w:szCs w:val="21"/>
     </w:rPr>
   </w:style>
-  <w:style w:type="character" w:customStyle="1" w:styleId="RodapChar">
+  <w:style w:type="character" w:styleId="RodapChar" w:customStyle="1">
     <w:name w:val="Rodapé Char"/>
-    <w:basedOn w:val="Fontepargpadro"/>
+    <w:basedOn w:val="DefaultParagraphFont"/>
     <w:qFormat/>
     <w:rPr>
       <w:rFonts w:cs="Mangal"/>
       <w:szCs w:val="21"/>
     </w:rPr>
   </w:style>
-  <w:style w:type="character" w:customStyle="1" w:styleId="TextodebaloChar">
+  <w:style w:type="character" w:styleId="TextodebaloChar" w:customStyle="1">
     <w:name w:val="Texto de balão Char"/>
-    <w:basedOn w:val="Fontepargpadro"/>
+    <w:basedOn w:val="DefaultParagraphFont"/>
     <w:qFormat/>
     <w:rPr>
       <w:rFonts w:ascii="Tahoma" w:hAnsi="Tahoma" w:cs="Mangal"/>
@@ -3226,42 +3099,45 @@
   </w:style>
   <w:style w:type="character" w:styleId="Hyperlink">
     <w:name w:val="Hyperlink"/>
-    <w:basedOn w:val="Fontepargpadro"/>
+    <w:basedOn w:val="DefaultParagraphFont"/>
     <w:uiPriority w:val="99"/>
     <w:unhideWhenUsed/>
-    <w:rsid w:val="00CE65AB"/>
+    <w:rsid w:val="00ce65ab"/>
     <w:rPr>
       <w:color w:val="0000FF"/>
       <w:u w:val="single"/>
     </w:rPr>
   </w:style>
-  <w:style w:type="paragraph" w:customStyle="1" w:styleId="Ttulo10">
-    <w:name w:val="Título1"/>
-    <w:basedOn w:val="Standard"/>
-    <w:next w:val="Textbody"/>
+  <w:style w:type="paragraph" w:styleId="Ttulo">
+    <w:name w:val="Título"/>
+    <w:basedOn w:val="Normal"/>
+    <w:next w:val="BodyText"/>
     <w:qFormat/>
     <w:pPr>
-      <w:keepNext/>
+      <w:keepNext w:val="true"/>
       <w:spacing w:before="240" w:after="120"/>
     </w:pPr>
     <w:rPr>
-      <w:rFonts w:ascii="Liberation Sans" w:eastAsia="Microsoft YaHei" w:hAnsi="Liberation Sans"/>
+      <w:rFonts w:ascii="Liberation Sans" w:hAnsi="Liberation Sans" w:eastAsia="Microsoft YaHei" w:cs="Arial"/>
       <w:sz w:val="28"/>
       <w:szCs w:val="28"/>
     </w:rPr>
   </w:style>
-  <w:style w:type="paragraph" w:styleId="Corpodetexto">
+  <w:style w:type="paragraph" w:styleId="BodyText">
     <w:name w:val="Body Text"/>
     <w:basedOn w:val="Normal"/>
     <w:pPr>
-      <w:spacing w:after="140" w:line="276" w:lineRule="auto"/>
+      <w:spacing w:lineRule="auto" w:line="276" w:before="0" w:after="140"/>
     </w:pPr>
-  </w:style>
-  <w:style w:type="paragraph" w:styleId="Lista">
+    <w:rPr/>
+  </w:style>
+  <w:style w:type="paragraph" w:styleId="List">
     <w:name w:val="List"/>
     <w:basedOn w:val="Textbody"/>
-  </w:style>
-  <w:style w:type="paragraph" w:styleId="Legenda">
+    <w:pPr/>
+    <w:rPr/>
+  </w:style>
+  <w:style w:type="paragraph" w:styleId="Caption">
     <w:name w:val="caption"/>
     <w:basedOn w:val="Normal"/>
     <w:qFormat/>
@@ -3275,40 +3151,105 @@
       <w:iCs/>
     </w:rPr>
   </w:style>
-  <w:style w:type="paragraph" w:customStyle="1" w:styleId="ndice">
+  <w:style w:type="paragraph" w:styleId="ndice">
     <w:name w:val="Índice"/>
+    <w:basedOn w:val="Normal"/>
+    <w:qFormat/>
+    <w:pPr>
+      <w:suppressLineNumbers/>
+    </w:pPr>
+    <w:rPr>
+      <w:rFonts w:cs="Arial"/>
+    </w:rPr>
+  </w:style>
+  <w:style w:type="paragraph" w:styleId="Title">
+    <w:name w:val="Title"/>
+    <w:basedOn w:val="normal1"/>
+    <w:next w:val="normal1"/>
+    <w:uiPriority w:val="10"/>
+    <w:qFormat/>
+    <w:pPr>
+      <w:keepNext w:val="true"/>
+      <w:keepLines/>
+      <w:spacing w:before="480" w:after="120"/>
+    </w:pPr>
+    <w:rPr>
+      <w:b/>
+      <w:sz w:val="72"/>
+      <w:szCs w:val="72"/>
+    </w:rPr>
+  </w:style>
+  <w:style w:type="paragraph" w:styleId="Ttulo1" w:customStyle="1">
+    <w:name w:val="Título1"/>
+    <w:basedOn w:val="Standard"/>
+    <w:next w:val="Textbody"/>
+    <w:qFormat/>
+    <w:pPr>
+      <w:keepNext w:val="true"/>
+      <w:spacing w:before="240" w:after="120"/>
+    </w:pPr>
+    <w:rPr>
+      <w:rFonts w:ascii="Liberation Sans" w:hAnsi="Liberation Sans" w:eastAsia="Microsoft YaHei"/>
+      <w:sz w:val="28"/>
+      <w:szCs w:val="28"/>
+    </w:rPr>
+  </w:style>
+  <w:style w:type="paragraph" w:styleId="ndiceuser" w:customStyle="1">
+    <w:name w:val="Índice (user)"/>
     <w:basedOn w:val="Standard"/>
     <w:qFormat/>
     <w:pPr>
       <w:suppressLineNumbers/>
     </w:pPr>
-  </w:style>
-  <w:style w:type="paragraph" w:customStyle="1" w:styleId="normal1">
+    <w:rPr/>
+  </w:style>
+  <w:style w:type="paragraph" w:styleId="normal1" w:customStyle="1">
     <w:name w:val="normal1"/>
     <w:qFormat/>
+    <w:pPr>
+      <w:widowControl/>
+      <w:bidi w:val="0"/>
+      <w:spacing w:before="0" w:after="0"/>
+      <w:jc w:val="start"/>
+    </w:pPr>
     <w:rPr>
-      <w:lang w:eastAsia="zh-CN" w:bidi="hi-IN"/>
+      <w:rFonts w:ascii="Liberation Serif" w:hAnsi="Liberation Serif" w:eastAsia="Liberation Serif" w:cs="Liberation Serif"/>
+      <w:color w:val="auto"/>
+      <w:kern w:val="0"/>
+      <w:sz w:val="24"/>
+      <w:szCs w:val="24"/>
+      <w:lang w:eastAsia="zh-CN" w:bidi="hi-IN" w:val="pt-BR"/>
     </w:rPr>
   </w:style>
-  <w:style w:type="paragraph" w:customStyle="1" w:styleId="Standard">
+  <w:style w:type="paragraph" w:styleId="Standard" w:customStyle="1">
     <w:name w:val="Standard"/>
     <w:qFormat/>
     <w:pPr>
-      <w:suppressAutoHyphens/>
+      <w:widowControl/>
+      <w:suppressAutoHyphens w:val="true"/>
+      <w:bidi w:val="0"/>
+      <w:spacing w:before="0" w:after="0"/>
+      <w:jc w:val="start"/>
     </w:pPr>
     <w:rPr>
-      <w:lang w:eastAsia="zh-CN" w:bidi="hi-IN"/>
+      <w:rFonts w:ascii="Liberation Serif" w:hAnsi="Liberation Serif" w:eastAsia="Liberation Serif" w:cs="Liberation Serif"/>
+      <w:color w:val="auto"/>
+      <w:kern w:val="0"/>
+      <w:sz w:val="24"/>
+      <w:szCs w:val="24"/>
+      <w:lang w:eastAsia="zh-CN" w:bidi="hi-IN" w:val="pt-BR"/>
     </w:rPr>
   </w:style>
-  <w:style w:type="paragraph" w:customStyle="1" w:styleId="Textbody">
+  <w:style w:type="paragraph" w:styleId="Textbody" w:customStyle="1">
     <w:name w:val="Text body"/>
     <w:basedOn w:val="Standard"/>
     <w:qFormat/>
     <w:pPr>
-      <w:spacing w:after="140" w:line="276" w:lineRule="auto"/>
+      <w:spacing w:lineRule="auto" w:line="276" w:before="0" w:after="140"/>
     </w:pPr>
-  </w:style>
-  <w:style w:type="paragraph" w:customStyle="1" w:styleId="caption1">
+    <w:rPr/>
+  </w:style>
+  <w:style w:type="paragraph" w:styleId="caption1" w:customStyle="1">
     <w:name w:val="caption1"/>
     <w:basedOn w:val="Standard"/>
     <w:qFormat/>
@@ -3321,18 +3262,28 @@
       <w:iCs/>
     </w:rPr>
   </w:style>
-  <w:style w:type="paragraph" w:customStyle="1" w:styleId="CabealhoeRodap">
+  <w:style w:type="paragraph" w:styleId="CabealhoeRodap" w:customStyle="1">
     <w:name w:val="Cabeçalho e Rodapé"/>
     <w:basedOn w:val="Normal"/>
     <w:qFormat/>
-  </w:style>
-  <w:style w:type="paragraph" w:styleId="Cabealho">
+    <w:pPr/>
+    <w:rPr/>
+  </w:style>
+  <w:style w:type="paragraph" w:styleId="Cabealhoerodap1">
+    <w:name w:val="Cabeçalho e rodapé1"/>
+    <w:basedOn w:val="Normal"/>
+    <w:qFormat/>
+    <w:pPr/>
+    <w:rPr/>
+  </w:style>
+  <w:style w:type="paragraph" w:styleId="Header">
     <w:name w:val="header"/>
     <w:basedOn w:val="normal1"/>
     <w:pPr>
       <w:tabs>
-        <w:tab w:val="center" w:pos="4252"/>
-        <w:tab w:val="right" w:pos="8504"/>
+        <w:tab w:val="clear" w:pos="720"/>
+        <w:tab w:val="center" w:pos="4252" w:leader="none"/>
+        <w:tab w:val="right" w:pos="8504" w:leader="none"/>
       </w:tabs>
     </w:pPr>
     <w:rPr>
@@ -3340,13 +3291,14 @@
       <w:szCs w:val="21"/>
     </w:rPr>
   </w:style>
-  <w:style w:type="paragraph" w:styleId="Rodap">
+  <w:style w:type="paragraph" w:styleId="Footer">
     <w:name w:val="footer"/>
     <w:basedOn w:val="normal1"/>
     <w:pPr>
       <w:tabs>
-        <w:tab w:val="center" w:pos="4252"/>
-        <w:tab w:val="right" w:pos="8504"/>
+        <w:tab w:val="clear" w:pos="720"/>
+        <w:tab w:val="center" w:pos="4252" w:leader="none"/>
+        <w:tab w:val="right" w:pos="8504" w:leader="none"/>
       </w:tabs>
     </w:pPr>
     <w:rPr>
@@ -3354,73 +3306,127 @@
       <w:szCs w:val="21"/>
     </w:rPr>
   </w:style>
-  <w:style w:type="paragraph" w:styleId="Textodebalo">
+  <w:style w:type="paragraph" w:styleId="BalloonText">
     <w:name w:val="Balloon Text"/>
     <w:basedOn w:val="normal1"/>
     <w:qFormat/>
+    <w:pPr/>
     <w:rPr>
       <w:rFonts w:ascii="Tahoma" w:hAnsi="Tahoma" w:cs="Mangal"/>
       <w:sz w:val="16"/>
       <w:szCs w:val="14"/>
     </w:rPr>
   </w:style>
-  <w:style w:type="paragraph" w:styleId="Subttulo">
+  <w:style w:type="paragraph" w:styleId="Subtitle">
     <w:name w:val="Subtitle"/>
     <w:basedOn w:val="Normal"/>
     <w:next w:val="Normal"/>
     <w:uiPriority w:val="11"/>
     <w:qFormat/>
     <w:pPr>
-      <w:keepNext/>
+      <w:keepNext w:val="true"/>
       <w:keepLines/>
-      <w:pBdr>
-        <w:top w:val="nil"/>
-        <w:left w:val="nil"/>
-        <w:bottom w:val="nil"/>
-        <w:right w:val="nil"/>
-        <w:between w:val="nil"/>
-      </w:pBdr>
+      <w:pBdr/>
       <w:spacing w:before="360" w:after="80"/>
     </w:pPr>
     <w:rPr>
-      <w:rFonts w:ascii="Georgia" w:eastAsia="Georgia" w:hAnsi="Georgia" w:cs="Georgia"/>
+      <w:rFonts w:ascii="Georgia" w:hAnsi="Georgia" w:eastAsia="Georgia" w:cs="Georgia"/>
       <w:i/>
       <w:color w:val="666666"/>
       <w:sz w:val="48"/>
       <w:szCs w:val="48"/>
     </w:rPr>
   </w:style>
-  <w:style w:type="paragraph" w:customStyle="1" w:styleId="Contedodoquadro">
-    <w:name w:val="Conteúdo do quadro"/>
+  <w:style w:type="paragraph" w:styleId="Contedodoquadrouser" w:customStyle="1">
+    <w:name w:val="Conteúdo do quadro (user)"/>
     <w:basedOn w:val="Normal"/>
     <w:qFormat/>
-  </w:style>
-  <w:style w:type="paragraph" w:customStyle="1" w:styleId="TableParagraph">
+    <w:pPr/>
+    <w:rPr/>
+  </w:style>
+  <w:style w:type="paragraph" w:styleId="TableParagraph" w:customStyle="1">
     <w:name w:val="Table Paragraph"/>
     <w:basedOn w:val="Normal"/>
     <w:qFormat/>
+    <w:pPr/>
     <w:rPr>
-      <w:rFonts w:ascii="Arial" w:eastAsia="Arial" w:hAnsi="Arial" w:cs="Arial"/>
+      <w:rFonts w:ascii="Arial" w:hAnsi="Arial" w:eastAsia="Arial" w:cs="Arial"/>
     </w:rPr>
   </w:style>
-  <w:style w:type="paragraph" w:styleId="PargrafodaLista">
+  <w:style w:type="paragraph" w:styleId="ListParagraph">
     <w:name w:val="List Paragraph"/>
     <w:basedOn w:val="Normal"/>
     <w:qFormat/>
     <w:pPr>
-      <w:spacing w:before="92"/>
-      <w:ind w:left="106" w:right="185"/>
+      <w:spacing w:before="92" w:after="0"/>
+      <w:ind w:start="106" w:end="185"/>
       <w:jc w:val="both"/>
     </w:pPr>
-  </w:style>
-  <w:style w:type="paragraph" w:customStyle="1" w:styleId="Contedodatabela">
-    <w:name w:val="Conteúdo da tabela"/>
+    <w:rPr/>
+  </w:style>
+  <w:style w:type="paragraph" w:styleId="Contedodatabelauser" w:customStyle="1">
+    <w:name w:val="Conteúdo da tabela (user)"/>
     <w:basedOn w:val="Normal"/>
     <w:qFormat/>
     <w:pPr>
-      <w:widowControl w:val="0"/>
+      <w:widowControl w:val="false"/>
       <w:suppressLineNumbers/>
     </w:pPr>
+    <w:rPr/>
+  </w:style>
+  <w:style w:type="numbering" w:styleId="Semlista" w:default="1">
+    <w:name w:val="Sem lista"/>
+    <w:uiPriority w:val="99"/>
+    <w:semiHidden/>
+    <w:unhideWhenUsed/>
+    <w:qFormat/>
+  </w:style>
+  <w:style w:type="table" w:default="1" w:styleId="Tabelanormal">
+    <w:name w:val="Normal Table"/>
+    <w:uiPriority w:val="99"/>
+    <w:semiHidden/>
+    <w:unhideWhenUsed/>
+    <w:tblPr>
+      <w:tblCellMar>
+        <w:top w:w="0" w:type="dxa"/>
+        <w:left w:w="108" w:type="dxa"/>
+        <w:bottom w:w="0" w:type="dxa"/>
+        <w:right w:w="108" w:type="dxa"/>
+      </w:tblCellMar>
+    </w:tblPr>
+  </w:style>
+  <w:style w:type="table" w:customStyle="1" w:styleId="TableNormal">
+    <w:name w:val="TableNormal"/>
+    <w:tblPr>
+      <w:tblCellMar>
+        <w:top w:w="100" w:type="dxa"/>
+        <w:left w:w="100" w:type="dxa"/>
+        <w:bottom w:w="100" w:type="dxa"/>
+        <w:right w:w="100" w:type="dxa"/>
+      </w:tblCellMar>
+    </w:tblPr>
+  </w:style>
+  <w:style w:type="table" w:customStyle="1" w:styleId="TableNormal0">
+    <w:name w:val="Table Normal"/>
+    <w:tblPr>
+      <w:tblCellMar>
+        <w:top w:w="0" w:type="dxa"/>
+        <w:left w:w="0" w:type="dxa"/>
+        <w:bottom w:w="0" w:type="dxa"/>
+        <w:right w:w="0" w:type="dxa"/>
+      </w:tblCellMar>
+    </w:tblPr>
+  </w:style>
+  <w:style w:type="table" w:customStyle="1" w:styleId="TableNormal1">
+    <w:name w:val="Table Normal"/>
+    <w:tblPr>
+      <w:tblCellMar>
+        <w:top w:w="0" w:type="dxa"/>
+        <w:left w:w="0" w:type="dxa"/>
+        <w:bottom w:w="0" w:type="dxa"/>
+        <w:right w:w="0" w:type="dxa"/>
+      </w:tblCellMar>
+    </w:tblPr>
   </w:style>
   <w:style w:type="table" w:customStyle="1" w:styleId="TableNormal2">
     <w:name w:val="Table Normal"/>
@@ -3455,89 +3461,11 @@
       </w:tblCellMar>
     </w:tblPr>
   </w:style>
-  <w:style w:type="table" w:customStyle="1" w:styleId="a">
-    <w:basedOn w:val="TableNormal4"/>
-    <w:tblPr>
-      <w:tblStyleRowBandSize w:val="1"/>
-      <w:tblStyleColBandSize w:val="1"/>
-      <w:tblCellMar>
-        <w:top w:w="100" w:type="dxa"/>
-        <w:left w:w="100" w:type="dxa"/>
-        <w:bottom w:w="100" w:type="dxa"/>
-        <w:right w:w="100" w:type="dxa"/>
-      </w:tblCellMar>
-    </w:tblPr>
-  </w:style>
-  <w:style w:type="table" w:customStyle="1" w:styleId="a0">
-    <w:basedOn w:val="TableNormal4"/>
-    <w:tblPr>
-      <w:tblStyleRowBandSize w:val="1"/>
-      <w:tblStyleColBandSize w:val="1"/>
-      <w:tblCellMar>
-        <w:top w:w="0" w:type="dxa"/>
-        <w:left w:w="5" w:type="dxa"/>
-        <w:bottom w:w="0" w:type="dxa"/>
-        <w:right w:w="5" w:type="dxa"/>
-      </w:tblCellMar>
-    </w:tblPr>
-  </w:style>
-  <w:style w:type="table" w:customStyle="1" w:styleId="a1">
-    <w:basedOn w:val="TableNormal4"/>
-    <w:tblPr>
-      <w:tblStyleRowBandSize w:val="1"/>
-      <w:tblStyleColBandSize w:val="1"/>
-      <w:tblCellMar>
-        <w:top w:w="0" w:type="dxa"/>
-        <w:left w:w="5" w:type="dxa"/>
-        <w:bottom w:w="0" w:type="dxa"/>
-        <w:right w:w="5" w:type="dxa"/>
-      </w:tblCellMar>
-    </w:tblPr>
-  </w:style>
-  <w:style w:type="table" w:customStyle="1" w:styleId="a2">
-    <w:basedOn w:val="TableNormal4"/>
-    <w:tblPr>
-      <w:tblStyleRowBandSize w:val="1"/>
-      <w:tblStyleColBandSize w:val="1"/>
-      <w:tblCellMar>
-        <w:top w:w="0" w:type="dxa"/>
-        <w:left w:w="5" w:type="dxa"/>
-        <w:bottom w:w="0" w:type="dxa"/>
-        <w:right w:w="5" w:type="dxa"/>
-      </w:tblCellMar>
-    </w:tblPr>
-  </w:style>
-  <w:style w:type="table" w:customStyle="1" w:styleId="a3">
-    <w:basedOn w:val="TableNormal4"/>
-    <w:tblPr>
-      <w:tblStyleRowBandSize w:val="1"/>
-      <w:tblStyleColBandSize w:val="1"/>
-      <w:tblCellMar>
-        <w:top w:w="0" w:type="dxa"/>
-        <w:left w:w="5" w:type="dxa"/>
-        <w:bottom w:w="0" w:type="dxa"/>
-        <w:right w:w="5" w:type="dxa"/>
-      </w:tblCellMar>
-    </w:tblPr>
-  </w:style>
-  <w:style w:type="table" w:customStyle="1" w:styleId="a4">
-    <w:basedOn w:val="TableNormal4"/>
-    <w:tblPr>
-      <w:tblStyleRowBandSize w:val="1"/>
-      <w:tblStyleColBandSize w:val="1"/>
-      <w:tblCellMar>
-        <w:top w:w="0" w:type="dxa"/>
-        <w:left w:w="5" w:type="dxa"/>
-        <w:bottom w:w="0" w:type="dxa"/>
-        <w:right w:w="5" w:type="dxa"/>
-      </w:tblCellMar>
-    </w:tblPr>
-  </w:style>
 </w:styles>
 </file>
 
 <file path=word/theme/theme1.xml><?xml version="1.0" encoding="utf-8"?>
-<a:theme xmlns:a="http://schemas.openxmlformats.org/drawingml/2006/main" name="Office">
+<a:theme xmlns:a="http://schemas.openxmlformats.org/drawingml/2006/main" xmlns:r="http://schemas.openxmlformats.org/officeDocument/2006/relationships" name="Office">
   <a:themeElements>
     <a:clrScheme name="LibreOffice">
       <a:dk1>
@@ -3579,14 +3507,14 @@
     </a:clrScheme>
     <a:fontScheme name="Office">
       <a:majorFont>
-        <a:latin typeface="Arial"/>
-        <a:ea typeface="DejaVu Sans"/>
-        <a:cs typeface="DejaVu Sans"/>
+        <a:latin typeface="Arial" pitchFamily="0" charset="1"/>
+        <a:ea typeface="DejaVu Sans" pitchFamily="0" charset="1"/>
+        <a:cs typeface="DejaVu Sans" pitchFamily="0" charset="1"/>
       </a:majorFont>
       <a:minorFont>
-        <a:latin typeface="Arial"/>
-        <a:ea typeface="DejaVu Sans"/>
-        <a:cs typeface="DejaVu Sans"/>
+        <a:latin typeface="Arial" pitchFamily="0" charset="1"/>
+        <a:ea typeface="DejaVu Sans" pitchFamily="0" charset="1"/>
+        <a:cs typeface="DejaVu Sans" pitchFamily="0" charset="1"/>
       </a:minorFont>
     </a:fontScheme>
     <a:fmtScheme>
@@ -3639,14 +3567,12 @@
       </a:bgFillStyleLst>
     </a:fmtScheme>
   </a:themeElements>
-  <a:objectDefaults/>
-  <a:extraClrSchemeLst/>
 </a:theme>
 </file>
 
 <file path=customXml/item1.xml><?xml version="1.0" encoding="utf-8"?>
 <go:gDocsCustomXmlDataStorage xmlns:go="http://customooxmlschemas.google.com/" xmlns:r="http://schemas.openxmlformats.org/officeDocument/2006/relationships" uri="GoogleDocsCustomDataVersion2">
-  <go:docsCustomData xmlns:go="http://customooxmlschemas.google.com/" roundtripDataSignature="AMtx7mixqFQdzgd+MPXPWhEu1SSZ6wHBhQ==">CgMxLjAaHwoBMBIaChgICVIUChJ0YWJsZS4zbDFoeHRobWQ0dHEyCGguZ2pkZ3hzOAByITFnSGEza1lneWs2enN6ajNNX0FzYUVkQWprdWhrQnMtNA==</go:docsCustomData>
+  <go:docsCustomData roundtripDataSignature="AMtx7mixqFQdzgd+MPXPWhEu1SSZ6wHBhQ==">CgMxLjAaHwoBMBIaChgICVIUChJ0YWJsZS4zbDFoeHRobWQ0dHEyCGguZ2pkZ3hzOAByITFnSGEza1lneWs2enN6ajNNX0FzYUVkQWprdWhrQnMtNA==</go:docsCustomData>
 </go:gDocsCustomXmlDataStorage>
 </file>
 
